--- a/Projet-GL/script/Exigences.docx
+++ b/Projet-GL/script/Exigences.docx
@@ -4,7 +4,7 @@
   <w:body>
     <w:p>
       <w:pPr>
-        <w:pStyle w:val="944"/>
+        <w:pStyle w:val="958"/>
         <w:keepNext w:val="false"/>
         <w:keepLines w:val="false"/>
         <w:pageBreakBefore w:val="false"/>
@@ -86,7 +86,7 @@
     </w:p>
     <w:p>
       <w:pPr>
-        <w:pStyle w:val="940"/>
+        <w:pStyle w:val="954"/>
         <w:pBdr>
           <w:top w:val="none" w:color="000000" w:sz="4" w:space="0"/>
           <w:left w:val="none" w:color="000000" w:sz="4" w:space="0"/>
@@ -100,7 +100,7 @@
       <w:r>
         <w:rPr>
           <w:rFonts w:ascii="Times New Roman" w:hAnsi="Times New Roman" w:eastAsia="Times New Roman" w:cs="Times New Roman"/>
-          <w:b/>
+          <w:b w:val="0"/>
           <w:color w:val="000000"/>
           <w:sz w:val="28"/>
         </w:rPr>
@@ -110,7 +110,7 @@
     </w:p>
     <w:p>
       <w:pPr>
-        <w:pStyle w:val="941"/>
+        <w:pStyle w:val="955"/>
         <w:pBdr>
           <w:top w:val="none" w:color="000000" w:sz="4" w:space="0"/>
           <w:left w:val="none" w:color="000000" w:sz="4" w:space="0"/>
@@ -124,7 +124,7 @@
       <w:r>
         <w:rPr>
           <w:rFonts w:ascii="Times New Roman" w:hAnsi="Times New Roman" w:eastAsia="Times New Roman" w:cs="Times New Roman"/>
-          <w:b/>
+          <w:b w:val="0"/>
           <w:color w:val="000000"/>
           <w:sz w:val="24"/>
         </w:rPr>
@@ -134,7 +134,7 @@
     </w:p>
     <w:p>
       <w:pPr>
-        <w:pStyle w:val="900"/>
+        <w:pStyle w:val="914"/>
         <w:numPr>
           <w:ilvl w:val="0"/>
           <w:numId w:val="25"/>
@@ -152,10 +152,11 @@
       <w:r>
         <w:rPr>
           <w:rFonts w:ascii="Times New Roman" w:hAnsi="Times New Roman" w:eastAsia="Times New Roman" w:cs="Times New Roman"/>
-          <w:b/>
+          <w:b w:val="0"/>
           <w:color w:val="000000"/>
           <w:sz w:val="24"/>
         </w:rPr>
+        <w:t xml:space="preserve">Le logiciel doit permettre l'importation d'un système technique depuis un fichier Python fourni par l'utilisateur.</w:t>
       </w:r>
       <w:r>
         <w:rPr>
@@ -163,13 +164,12 @@
           <w:color w:val="000000"/>
           <w:sz w:val="24"/>
         </w:rPr>
-        <w:t xml:space="preserve">Le logiciel doit permettre la création d'un système technique vide, de lui attribuer un nom et de l'éditer.</w:t>
       </w:r>
       <w:r/>
     </w:p>
     <w:p>
       <w:pPr>
-        <w:pStyle w:val="900"/>
+        <w:pStyle w:val="914"/>
         <w:numPr>
           <w:ilvl w:val="0"/>
           <w:numId w:val="25"/>
@@ -187,10 +187,11 @@
       <w:r>
         <w:rPr>
           <w:rFonts w:ascii="Times New Roman" w:hAnsi="Times New Roman" w:eastAsia="Times New Roman" w:cs="Times New Roman"/>
-          <w:b/>
+          <w:b w:val="0"/>
           <w:color w:val="000000"/>
           <w:sz w:val="24"/>
         </w:rPr>
+        <w:t xml:space="preserve">Le logiciel doit détecter et charger automatiquement tous les composants définis dans le fichier importé via introspection (importlib, inspect), sans aucun composant codé en dur.</w:t>
       </w:r>
       <w:r>
         <w:rPr>
@@ -198,13 +199,12 @@
           <w:color w:val="000000"/>
           <w:sz w:val="24"/>
         </w:rPr>
-        <w:t xml:space="preserve">L'utilisateur doit pouvoir ajouter des composants issus d'une bibliothèque générique.</w:t>
       </w:r>
       <w:r/>
     </w:p>
     <w:p>
       <w:pPr>
-        <w:pStyle w:val="900"/>
+        <w:pStyle w:val="914"/>
         <w:numPr>
           <w:ilvl w:val="0"/>
           <w:numId w:val="25"/>
@@ -222,10 +222,11 @@
       <w:r>
         <w:rPr>
           <w:rFonts w:ascii="Times New Roman" w:hAnsi="Times New Roman" w:eastAsia="Times New Roman" w:cs="Times New Roman"/>
-          <w:b/>
+          <w:b w:val="0"/>
           <w:color w:val="000000"/>
           <w:sz w:val="24"/>
         </w:rPr>
+        <w:t xml:space="preserve">Chaque composant doit exposer ses grandeurs physiques telles que définies dans le fichier .py ; ces grandeurs doivent être visibles dans le panneau des propriétés.</w:t>
       </w:r>
       <w:r>
         <w:rPr>
@@ -233,13 +234,12 @@
           <w:color w:val="000000"/>
           <w:sz w:val="24"/>
         </w:rPr>
-        <w:t xml:space="preserve">Chaque composant doit disposer de paramètres configurables définissant son état nominal.</w:t>
       </w:r>
       <w:r/>
     </w:p>
     <w:p>
       <w:pPr>
-        <w:pStyle w:val="900"/>
+        <w:pStyle w:val="914"/>
         <w:numPr>
           <w:ilvl w:val="0"/>
           <w:numId w:val="25"/>
@@ -257,10 +257,11 @@
       <w:r>
         <w:rPr>
           <w:rFonts w:ascii="Times New Roman" w:hAnsi="Times New Roman" w:eastAsia="Times New Roman" w:cs="Times New Roman"/>
-          <w:b/>
+          <w:b w:val="0"/>
           <w:color w:val="000000"/>
           <w:sz w:val="24"/>
         </w:rPr>
+        <w:t xml:space="preserve">Le logiciel doit afficher l'arborescence des composants et de leurs capteurs dans un explorateur hiérarchique dédié .</w:t>
       </w:r>
       <w:r>
         <w:rPr>
@@ -268,13 +269,12 @@
           <w:color w:val="000000"/>
           <w:sz w:val="24"/>
         </w:rPr>
-        <w:t xml:space="preserve">Le logiciel doit permettre de connecter les composants entre eux pour définir les flux du système.</w:t>
       </w:r>
       <w:r/>
     </w:p>
     <w:p>
       <w:pPr>
-        <w:pStyle w:val="900"/>
+        <w:pStyle w:val="914"/>
         <w:numPr>
           <w:ilvl w:val="0"/>
           <w:numId w:val="25"/>
@@ -292,7 +292,7 @@
       <w:r>
         <w:rPr>
           <w:rFonts w:ascii="Times New Roman" w:hAnsi="Times New Roman" w:eastAsia="Times New Roman" w:cs="Times New Roman"/>
-          <w:b/>
+          <w:b w:val="0"/>
           <w:color w:val="000000"/>
           <w:sz w:val="24"/>
         </w:rPr>
@@ -319,13 +319,13 @@
           <w:color w:val="000000"/>
           <w:sz w:val="24"/>
         </w:rPr>
-        <w:t xml:space="preserve"> (scripting).</w:t>
+        <w:t xml:space="preserve"> .</w:t>
       </w:r>
       <w:r/>
     </w:p>
     <w:p>
       <w:pPr>
-        <w:pStyle w:val="900"/>
+        <w:pStyle w:val="914"/>
         <w:numPr>
           <w:ilvl w:val="0"/>
           <w:numId w:val="25"/>
@@ -343,10 +343,11 @@
       <w:r>
         <w:rPr>
           <w:rFonts w:ascii="Times New Roman" w:hAnsi="Times New Roman" w:eastAsia="Times New Roman" w:cs="Times New Roman"/>
-          <w:b/>
+          <w:b w:val="0"/>
           <w:color w:val="000000"/>
           <w:sz w:val="24"/>
         </w:rPr>
+        <w:t xml:space="preserve">Le logiciel doit permettre d'importer différents modèles de systèmes existants sous forme de fichiers .py et de visualiser leur structure.</w:t>
       </w:r>
       <w:r>
         <w:rPr>
@@ -354,13 +355,12 @@
           <w:color w:val="000000"/>
           <w:sz w:val="24"/>
         </w:rPr>
-        <w:t xml:space="preserve">Le logiciel doit permettre d’importer des modèles existants et de les modifier.</w:t>
       </w:r>
       <w:r/>
     </w:p>
     <w:p>
       <w:pPr>
-        <w:pStyle w:val="900"/>
+        <w:pStyle w:val="914"/>
         <w:numPr>
           <w:ilvl w:val="0"/>
           <w:numId w:val="25"/>
@@ -378,10 +378,11 @@
       <w:r>
         <w:rPr>
           <w:rFonts w:ascii="Times New Roman" w:hAnsi="Times New Roman" w:eastAsia="Times New Roman" w:cs="Times New Roman"/>
-          <w:b/>
+          <w:b w:val="0"/>
           <w:color w:val="000000"/>
           <w:sz w:val="24"/>
         </w:rPr>
+        <w:t xml:space="preserve">Les préférences utilisateur (thème visuel, langue) doivent être persistées entre les sessions dans un fichier de configuration (config.json).</w:t>
       </w:r>
       <w:r>
         <w:rPr>
@@ -389,13 +390,12 @@
           <w:color w:val="000000"/>
           <w:sz w:val="24"/>
         </w:rPr>
-        <w:t xml:space="preserve">Le système doit permettre de sauvegarder et charger un modèle de système technique (format CSV ou JSON).</w:t>
       </w:r>
       <w:r/>
     </w:p>
     <w:p>
       <w:pPr>
-        <w:pStyle w:val="941"/>
+        <w:pStyle w:val="955"/>
         <w:pBdr>
           <w:top w:val="none" w:color="000000" w:sz="4" w:space="0"/>
           <w:left w:val="none" w:color="000000" w:sz="4" w:space="0"/>
@@ -409,7 +409,7 @@
       <w:r>
         <w:rPr>
           <w:rFonts w:ascii="Times New Roman" w:hAnsi="Times New Roman" w:eastAsia="Times New Roman" w:cs="Times New Roman"/>
-          <w:b/>
+          <w:b w:val="0"/>
           <w:color w:val="000000"/>
           <w:sz w:val="24"/>
         </w:rPr>
@@ -419,7 +419,7 @@
     </w:p>
     <w:p>
       <w:pPr>
-        <w:pStyle w:val="900"/>
+        <w:pStyle w:val="914"/>
         <w:numPr>
           <w:ilvl w:val="0"/>
           <w:numId w:val="26"/>
@@ -437,7 +437,7 @@
       <w:r>
         <w:rPr>
           <w:rFonts w:ascii="Times New Roman" w:hAnsi="Times New Roman" w:eastAsia="Times New Roman" w:cs="Times New Roman"/>
-          <w:b/>
+          <w:b w:val="0"/>
           <w:color w:val="000000"/>
           <w:sz w:val="24"/>
         </w:rPr>
@@ -454,7 +454,7 @@
     </w:p>
     <w:p>
       <w:pPr>
-        <w:pStyle w:val="900"/>
+        <w:pStyle w:val="914"/>
         <w:numPr>
           <w:ilvl w:val="0"/>
           <w:numId w:val="26"/>
@@ -472,7 +472,7 @@
       <w:r>
         <w:rPr>
           <w:rFonts w:ascii="Times New Roman" w:hAnsi="Times New Roman" w:eastAsia="Times New Roman" w:cs="Times New Roman"/>
-          <w:b/>
+          <w:b w:val="0"/>
           <w:color w:val="000000"/>
           <w:sz w:val="24"/>
         </w:rPr>
@@ -489,7 +489,7 @@
     </w:p>
     <w:p>
       <w:pPr>
-        <w:pStyle w:val="941"/>
+        <w:pStyle w:val="955"/>
         <w:pBdr>
           <w:top w:val="none" w:color="000000" w:sz="4" w:space="0"/>
           <w:left w:val="none" w:color="000000" w:sz="4" w:space="0"/>
@@ -503,7 +503,7 @@
       <w:r>
         <w:rPr>
           <w:rFonts w:ascii="Times New Roman" w:hAnsi="Times New Roman" w:eastAsia="Times New Roman" w:cs="Times New Roman"/>
-          <w:b/>
+          <w:b w:val="0"/>
           <w:color w:val="000000"/>
           <w:sz w:val="24"/>
         </w:rPr>
@@ -513,7 +513,7 @@
     </w:p>
     <w:p>
       <w:pPr>
-        <w:pStyle w:val="900"/>
+        <w:pStyle w:val="914"/>
         <w:numPr>
           <w:ilvl w:val="0"/>
           <w:numId w:val="27"/>
@@ -531,7 +531,7 @@
       <w:r>
         <w:rPr>
           <w:rFonts w:ascii="Times New Roman" w:hAnsi="Times New Roman" w:eastAsia="Times New Roman" w:cs="Times New Roman"/>
-          <w:b/>
+          <w:b w:val="0"/>
           <w:color w:val="000000"/>
           <w:sz w:val="24"/>
         </w:rPr>
@@ -548,7 +548,7 @@
     </w:p>
     <w:p>
       <w:pPr>
-        <w:pStyle w:val="900"/>
+        <w:pStyle w:val="914"/>
         <w:numPr>
           <w:ilvl w:val="0"/>
           <w:numId w:val="27"/>
@@ -566,7 +566,7 @@
       <w:r>
         <w:rPr>
           <w:rFonts w:ascii="Times New Roman" w:hAnsi="Times New Roman" w:eastAsia="Times New Roman" w:cs="Times New Roman"/>
-          <w:b/>
+          <w:b w:val="0"/>
           <w:color w:val="000000"/>
           <w:sz w:val="24"/>
         </w:rPr>
@@ -577,13 +577,13 @@
           <w:color w:val="000000"/>
           <w:sz w:val="24"/>
         </w:rPr>
-        <w:t xml:space="preserve">Le logiciel doit simuler le comportement du système et générer les valeurs des capteurs à chaque pas de temps (Données Nominales).</w:t>
+        <w:t xml:space="preserve">Le logiciel doit simuler le comportement du système et générer les valeurs des capteurs à chaque pas de temps .</w:t>
       </w:r>
       <w:r/>
     </w:p>
     <w:p>
       <w:pPr>
-        <w:pStyle w:val="900"/>
+        <w:pStyle w:val="914"/>
         <w:numPr>
           <w:ilvl w:val="0"/>
           <w:numId w:val="27"/>
@@ -601,10 +601,11 @@
       <w:r>
         <w:rPr>
           <w:rFonts w:ascii="Times New Roman" w:hAnsi="Times New Roman" w:eastAsia="Times New Roman" w:cs="Times New Roman"/>
-          <w:b/>
+          <w:b w:val="0"/>
           <w:color w:val="000000"/>
           <w:sz w:val="24"/>
         </w:rPr>
+        <w:t xml:space="preserve">L'utilisateur doit pouvoir contrôler l'exécution : Lancer, Mettre en pause, Reprendre, Arrêter.</w:t>
       </w:r>
       <w:r>
         <w:rPr>
@@ -612,13 +613,12 @@
           <w:color w:val="000000"/>
           <w:sz w:val="24"/>
         </w:rPr>
-        <w:t xml:space="preserve">L'utilisateur doit pouvoir contrôler l'exécution : Lancer, Mettre en pause, Arrêter, Réinitialiser.</w:t>
       </w:r>
       <w:r/>
     </w:p>
     <w:p>
       <w:pPr>
-        <w:pStyle w:val="900"/>
+        <w:pStyle w:val="914"/>
         <w:numPr>
           <w:ilvl w:val="0"/>
           <w:numId w:val="27"/>
@@ -636,10 +636,11 @@
       <w:r>
         <w:rPr>
           <w:rFonts w:ascii="Times New Roman" w:hAnsi="Times New Roman" w:eastAsia="Times New Roman" w:cs="Times New Roman"/>
-          <w:b/>
+          <w:b w:val="0"/>
           <w:color w:val="000000"/>
           <w:sz w:val="24"/>
         </w:rPr>
+        <w:t xml:space="preserve">Le logiciel doit signaler à l'utilisateur toute erreur de chargement du fichier système (composant invalide, erreur Python) via une boîte de dialogue explicite.</w:t>
       </w:r>
       <w:r>
         <w:rPr>
@@ -647,13 +648,12 @@
           <w:color w:val="000000"/>
           <w:sz w:val="24"/>
         </w:rPr>
-        <w:t xml:space="preserve">Le logiciel doit gérer les erreurs de modélisation (ex : capteur mal placé, composant manquant) avant ou pendant la simulation.</w:t>
       </w:r>
       <w:r/>
     </w:p>
     <w:p>
       <w:pPr>
-        <w:pStyle w:val="941"/>
+        <w:pStyle w:val="955"/>
         <w:pBdr>
           <w:top w:val="none" w:color="000000" w:sz="4" w:space="0"/>
           <w:left w:val="none" w:color="000000" w:sz="4" w:space="0"/>
@@ -667,7 +667,7 @@
       <w:r>
         <w:rPr>
           <w:rFonts w:ascii="Times New Roman" w:hAnsi="Times New Roman" w:eastAsia="Times New Roman" w:cs="Times New Roman"/>
-          <w:b/>
+          <w:b w:val="0"/>
           <w:color w:val="000000"/>
           <w:sz w:val="24"/>
         </w:rPr>
@@ -677,7 +677,7 @@
     </w:p>
     <w:p>
       <w:pPr>
-        <w:pStyle w:val="900"/>
+        <w:pStyle w:val="914"/>
         <w:numPr>
           <w:ilvl w:val="0"/>
           <w:numId w:val="28"/>
@@ -698,13 +698,13 @@
           <w:color w:val="000000"/>
           <w:sz w:val="24"/>
         </w:rPr>
-        <w:t xml:space="preserve">Le logiciel doit produire un journal de simulation (log) horodaté détaillant les événements importants pour assurer le suivi.</w:t>
+        <w:t xml:space="preserve">Le logiciel doit afficher en temps réel les données capteurs sous forme de graphiques (courbes temporelles par composant) pendant la simulation.</w:t>
       </w:r>
       <w:r/>
     </w:p>
     <w:p>
       <w:pPr>
-        <w:pStyle w:val="900"/>
+        <w:pStyle w:val="914"/>
         <w:numPr>
           <w:ilvl w:val="0"/>
           <w:numId w:val="28"/>
@@ -731,7 +731,7 @@
     </w:p>
     <w:p>
       <w:pPr>
-        <w:pStyle w:val="940"/>
+        <w:pStyle w:val="954"/>
         <w:pBdr>
           <w:top w:val="none" w:color="000000" w:sz="4" w:space="0"/>
           <w:left w:val="none" w:color="000000" w:sz="4" w:space="0"/>
@@ -745,7 +745,7 @@
       <w:r>
         <w:rPr>
           <w:rFonts w:ascii="Times New Roman" w:hAnsi="Times New Roman" w:eastAsia="Times New Roman" w:cs="Times New Roman"/>
-          <w:b/>
+          <w:b w:val="0"/>
           <w:color w:val="000000"/>
           <w:sz w:val="28"/>
         </w:rPr>
@@ -755,7 +755,7 @@
     </w:p>
     <w:p>
       <w:pPr>
-        <w:pStyle w:val="900"/>
+        <w:pStyle w:val="914"/>
         <w:numPr>
           <w:ilvl w:val="0"/>
           <w:numId w:val="29"/>
@@ -782,7 +782,7 @@
     </w:p>
     <w:p>
       <w:pPr>
-        <w:pStyle w:val="900"/>
+        <w:pStyle w:val="914"/>
         <w:numPr>
           <w:ilvl w:val="0"/>
           <w:numId w:val="29"/>
@@ -803,13 +803,13 @@
           <w:color w:val="000000"/>
           <w:sz w:val="24"/>
         </w:rPr>
-        <w:t xml:space="preserve">La construction du système doit se faire via une manipulation graphique directe (type Glisser-Déposer).</w:t>
+        <w:t xml:space="preserve">L'interface doit être organisée en panneaux ancrables (docks) : explorateur du système à gauche, propriétés à droite, zone centrale avec onglets (Accueil, Simulation, Données).</w:t>
       </w:r>
       <w:r/>
     </w:p>
     <w:p>
       <w:pPr>
-        <w:pStyle w:val="900"/>
+        <w:pStyle w:val="914"/>
         <w:numPr>
           <w:ilvl w:val="0"/>
           <w:numId w:val="29"/>
@@ -836,7 +836,7 @@
     </w:p>
     <w:p>
       <w:pPr>
-        <w:pStyle w:val="900"/>
+        <w:pStyle w:val="914"/>
         <w:numPr>
           <w:ilvl w:val="0"/>
           <w:numId w:val="29"/>
@@ -857,13 +857,29 @@
           <w:color w:val="000000"/>
           <w:sz w:val="24"/>
         </w:rPr>
-        <w:t xml:space="preserve">Le logiciel doit supporter l'internationalisation (Français et Anglais).</w:t>
+        <w:t xml:space="preserve">Le logiciel doit supporter l</w:t>
+      </w:r>
+      <w:r>
+        <w:rPr>
+          <w:rFonts w:ascii="Times New Roman" w:hAnsi="Times New Roman" w:eastAsia="Times New Roman" w:cs="Times New Roman"/>
+          <w:color w:val="000000"/>
+          <w:sz w:val="24"/>
+          <w:lang w:val="fr-FR"/>
+        </w:rPr>
+        <w:t xml:space="preserve">e Français et l’Anglais.</w:t>
+      </w:r>
+      <w:r>
+        <w:rPr>
+          <w:rFonts w:ascii="Times New Roman" w:hAnsi="Times New Roman" w:eastAsia="Times New Roman" w:cs="Times New Roman"/>
+          <w:color w:val="000000"/>
+          <w:sz w:val="24"/>
+        </w:rPr>
       </w:r>
       <w:r/>
     </w:p>
     <w:p>
       <w:pPr>
-        <w:pStyle w:val="940"/>
+        <w:pStyle w:val="954"/>
         <w:pBdr>
           <w:top w:val="none" w:color="000000" w:sz="4" w:space="0"/>
           <w:left w:val="none" w:color="000000" w:sz="4" w:space="0"/>
@@ -877,7 +893,7 @@
       <w:r>
         <w:rPr>
           <w:rFonts w:ascii="Times New Roman" w:hAnsi="Times New Roman" w:eastAsia="Times New Roman" w:cs="Times New Roman"/>
-          <w:b/>
+          <w:b w:val="0"/>
           <w:color w:val="000000"/>
           <w:sz w:val="28"/>
         </w:rPr>
@@ -887,7 +903,7 @@
     </w:p>
     <w:p>
       <w:pPr>
-        <w:pStyle w:val="900"/>
+        <w:pStyle w:val="914"/>
         <w:numPr>
           <w:ilvl w:val="0"/>
           <w:numId w:val="30"/>
@@ -914,7 +930,7 @@
     </w:p>
     <w:p>
       <w:pPr>
-        <w:pStyle w:val="900"/>
+        <w:pStyle w:val="914"/>
         <w:numPr>
           <w:ilvl w:val="0"/>
           <w:numId w:val="30"/>
@@ -935,13 +951,30 @@
           <w:color w:val="000000"/>
           <w:sz w:val="24"/>
         </w:rPr>
-        <w:t xml:space="preserve">Le code doit être documenté (Docstrings) et respecter les normes de codage standard (PEP 8).</w:t>
+        <w:t xml:space="preserve">Le code doit être documenté (Docstrings) et respecter les normes de codage standard (PEP </w:t>
+      </w:r>
+      <w:r>
+        <w:rPr>
+          <w:rFonts w:ascii="Times New Roman" w:hAnsi="Times New Roman" w:eastAsia="Times New Roman" w:cs="Times New Roman"/>
+          <w:color w:val="000000"/>
+          <w:sz w:val="24"/>
+          <w:lang w:val="fr-FR"/>
+        </w:rPr>
+        <w:t xml:space="preserve">8</w:t>
+      </w:r>
+      <w:r>
+        <w:rPr>
+          <w:rFonts w:ascii="Times New Roman" w:hAnsi="Times New Roman" w:eastAsia="Times New Roman" w:cs="Times New Roman"/>
+          <w:color w:val="000000"/>
+          <w:sz w:val="24"/>
+        </w:rPr>
+        <w:t xml:space="preserve">).</w:t>
       </w:r>
       <w:r/>
     </w:p>
     <w:p>
       <w:pPr>
-        <w:pStyle w:val="900"/>
+        <w:pStyle w:val="914"/>
         <w:numPr>
           <w:ilvl w:val="0"/>
           <w:numId w:val="30"/>
@@ -968,7 +1001,7 @@
     </w:p>
     <w:p>
       <w:pPr>
-        <w:pStyle w:val="900"/>
+        <w:pStyle w:val="914"/>
         <w:numPr>
           <w:ilvl w:val="0"/>
           <w:numId w:val="30"/>
@@ -989,13 +1022,13 @@
           <w:color w:val="000000"/>
           <w:sz w:val="24"/>
         </w:rPr>
-        <w:t xml:space="preserve">Le code doit être couvert par des tests unitaires et fonctionnels.</w:t>
+        <w:t xml:space="preserve">Le code source doit respecter une architecture MVC stricte séparant la Vue , les Contrôleurs et les Modèles métier.</w:t>
       </w:r>
       <w:r/>
     </w:p>
     <w:p>
       <w:pPr>
-        <w:pStyle w:val="940"/>
+        <w:pStyle w:val="954"/>
         <w:pBdr>
           <w:top w:val="none" w:color="000000" w:sz="4" w:space="0"/>
           <w:left w:val="none" w:color="000000" w:sz="4" w:space="0"/>
@@ -1006,13 +1039,13 @@
         <w:ind w:right="0" w:firstLine="0" w:left="0"/>
         <w:rPr/>
       </w:pPr>
-      <w:r/>
       <w:r>
         <w:rPr>
           <w:rFonts w:ascii="Times New Roman" w:hAnsi="Times New Roman" w:eastAsia="Times New Roman" w:cs="Times New Roman"/>
           <w:sz w:val="28"/>
         </w:rPr>
       </w:r>
+      <w:r/>
     </w:p>
     <w:p>
       <w:pPr>
@@ -5885,7 +5918,7 @@
     <w:lsdException w:name="Bibliography" w:uiPriority="37"/>
     <w:lsdException w:name="TOC Heading" w:uiPriority="39" w:qFormat="1"/>
   </w:latentStyles>
-  <w:style w:type="table" w:styleId="755" w:default="1">
+  <w:style w:type="table" w:styleId="769" w:default="1">
     <w:name w:val="Normal Table"/>
     <w:uiPriority w:val="99"/>
     <w:semiHidden/>
@@ -6078,9 +6111,9 @@
       </w:tcPr>
     </w:tblStylePr>
   </w:style>
-  <w:style w:type="table" w:styleId="756">
+  <w:style w:type="table" w:styleId="770">
     <w:name w:val="Table Grid"/>
-    <w:basedOn w:val="755"/>
+    <w:basedOn w:val="769"/>
     <w:uiPriority w:val="59"/>
     <w:pPr>
       <w:pBdr/>
@@ -6277,9 +6310,9 @@
       </w:tcPr>
     </w:tblStylePr>
   </w:style>
-  <w:style w:type="table" w:styleId="757">
+  <w:style w:type="table" w:styleId="771">
     <w:name w:val="Table Grid Light"/>
-    <w:basedOn w:val="755"/>
+    <w:basedOn w:val="769"/>
     <w:uiPriority w:val="59"/>
     <w:pPr>
       <w:pBdr/>
@@ -6476,9 +6509,9 @@
       </w:tcPr>
     </w:tblStylePr>
   </w:style>
-  <w:style w:type="table" w:styleId="758">
+  <w:style w:type="table" w:styleId="772">
     <w:name w:val="Plain Table 1"/>
-    <w:basedOn w:val="755"/>
+    <w:basedOn w:val="769"/>
     <w:uiPriority w:val="59"/>
     <w:pPr>
       <w:pBdr/>
@@ -6701,9 +6734,9 @@
       </w:tcPr>
     </w:tblStylePr>
   </w:style>
-  <w:style w:type="table" w:styleId="759">
+  <w:style w:type="table" w:styleId="773">
     <w:name w:val="Plain Table 2"/>
-    <w:basedOn w:val="755"/>
+    <w:basedOn w:val="769"/>
     <w:uiPriority w:val="59"/>
     <w:pPr>
       <w:pBdr/>
@@ -6934,9 +6967,9 @@
       </w:tcPr>
     </w:tblStylePr>
   </w:style>
-  <w:style w:type="table" w:styleId="760">
+  <w:style w:type="table" w:styleId="774">
     <w:name w:val="Plain Table 3"/>
-    <w:basedOn w:val="755"/>
+    <w:basedOn w:val="769"/>
     <w:uiPriority w:val="99"/>
     <w:pPr>
       <w:pBdr/>
@@ -7164,9 +7197,9 @@
       </w:tcPr>
     </w:tblStylePr>
   </w:style>
-  <w:style w:type="table" w:styleId="761">
+  <w:style w:type="table" w:styleId="775">
     <w:name w:val="Plain Table 4"/>
-    <w:basedOn w:val="755"/>
+    <w:basedOn w:val="769"/>
     <w:uiPriority w:val="99"/>
     <w:pPr>
       <w:pBdr/>
@@ -7380,9 +7413,9 @@
       </w:tcPr>
     </w:tblStylePr>
   </w:style>
-  <w:style w:type="table" w:styleId="762">
+  <w:style w:type="table" w:styleId="776">
     <w:name w:val="Plain Table 5"/>
-    <w:basedOn w:val="755"/>
+    <w:basedOn w:val="769"/>
     <w:uiPriority w:val="99"/>
     <w:pPr>
       <w:pBdr/>
@@ -7613,9 +7646,9 @@
       </w:tcPr>
     </w:tblStylePr>
   </w:style>
-  <w:style w:type="table" w:styleId="763">
+  <w:style w:type="table" w:styleId="777">
     <w:name w:val="Grid Table 1 Light"/>
-    <w:basedOn w:val="755"/>
+    <w:basedOn w:val="769"/>
     <w:uiPriority w:val="99"/>
     <w:pPr>
       <w:pBdr/>
@@ -7836,9 +7869,9 @@
       </w:tcPr>
     </w:tblStylePr>
   </w:style>
-  <w:style w:type="table" w:styleId="764">
+  <w:style w:type="table" w:styleId="778">
     <w:name w:val="Grid Table 1 Light - Accent 1"/>
-    <w:basedOn w:val="755"/>
+    <w:basedOn w:val="769"/>
     <w:uiPriority w:val="99"/>
     <w:pPr>
       <w:pBdr/>
@@ -8059,9 +8092,9 @@
       </w:tcPr>
     </w:tblStylePr>
   </w:style>
-  <w:style w:type="table" w:styleId="765">
+  <w:style w:type="table" w:styleId="779">
     <w:name w:val="Grid Table 1 Light - Accent 2"/>
-    <w:basedOn w:val="755"/>
+    <w:basedOn w:val="769"/>
     <w:uiPriority w:val="99"/>
     <w:pPr>
       <w:pBdr/>
@@ -8282,9 +8315,9 @@
       </w:tcPr>
     </w:tblStylePr>
   </w:style>
-  <w:style w:type="table" w:styleId="766">
+  <w:style w:type="table" w:styleId="780">
     <w:name w:val="Grid Table 1 Light - Accent 3"/>
-    <w:basedOn w:val="755"/>
+    <w:basedOn w:val="769"/>
     <w:uiPriority w:val="99"/>
     <w:pPr>
       <w:pBdr/>
@@ -8505,9 +8538,9 @@
       </w:tcPr>
     </w:tblStylePr>
   </w:style>
-  <w:style w:type="table" w:styleId="767">
+  <w:style w:type="table" w:styleId="781">
     <w:name w:val="Grid Table 1 Light - Accent 4"/>
-    <w:basedOn w:val="755"/>
+    <w:basedOn w:val="769"/>
     <w:uiPriority w:val="99"/>
     <w:pPr>
       <w:pBdr/>
@@ -8728,9 +8761,9 @@
       </w:tcPr>
     </w:tblStylePr>
   </w:style>
-  <w:style w:type="table" w:styleId="768">
+  <w:style w:type="table" w:styleId="782">
     <w:name w:val="Grid Table 1 Light - Accent 5"/>
-    <w:basedOn w:val="755"/>
+    <w:basedOn w:val="769"/>
     <w:uiPriority w:val="99"/>
     <w:pPr>
       <w:pBdr/>
@@ -8951,9 +8984,9 @@
       </w:tcPr>
     </w:tblStylePr>
   </w:style>
-  <w:style w:type="table" w:styleId="769">
+  <w:style w:type="table" w:styleId="783">
     <w:name w:val="Grid Table 1 Light - Accent 6"/>
-    <w:basedOn w:val="755"/>
+    <w:basedOn w:val="769"/>
     <w:uiPriority w:val="99"/>
     <w:pPr>
       <w:pBdr/>
@@ -9174,9 +9207,9 @@
       </w:tcPr>
     </w:tblStylePr>
   </w:style>
-  <w:style w:type="table" w:styleId="770">
+  <w:style w:type="table" w:styleId="784">
     <w:name w:val="Grid Table 2"/>
-    <w:basedOn w:val="755"/>
+    <w:basedOn w:val="769"/>
     <w:uiPriority w:val="99"/>
     <w:pPr>
       <w:pBdr/>
@@ -9406,9 +9439,9 @@
       </w:tcPr>
     </w:tblStylePr>
   </w:style>
-  <w:style w:type="table" w:styleId="771">
+  <w:style w:type="table" w:styleId="785">
     <w:name w:val="Grid Table 2 - Accent 1"/>
-    <w:basedOn w:val="755"/>
+    <w:basedOn w:val="769"/>
     <w:uiPriority w:val="99"/>
     <w:pPr>
       <w:pBdr/>
@@ -9638,9 +9671,9 @@
       </w:tcPr>
     </w:tblStylePr>
   </w:style>
-  <w:style w:type="table" w:styleId="772">
+  <w:style w:type="table" w:styleId="786">
     <w:name w:val="Grid Table 2 - Accent 2"/>
-    <w:basedOn w:val="755"/>
+    <w:basedOn w:val="769"/>
     <w:uiPriority w:val="99"/>
     <w:pPr>
       <w:pBdr/>
@@ -9870,9 +9903,9 @@
       </w:tcPr>
     </w:tblStylePr>
   </w:style>
-  <w:style w:type="table" w:styleId="773">
+  <w:style w:type="table" w:styleId="787">
     <w:name w:val="Grid Table 2 - Accent 3"/>
-    <w:basedOn w:val="755"/>
+    <w:basedOn w:val="769"/>
     <w:uiPriority w:val="99"/>
     <w:pPr>
       <w:pBdr/>
@@ -10102,9 +10135,9 @@
       </w:tcPr>
     </w:tblStylePr>
   </w:style>
-  <w:style w:type="table" w:styleId="774">
+  <w:style w:type="table" w:styleId="788">
     <w:name w:val="Grid Table 2 - Accent 4"/>
-    <w:basedOn w:val="755"/>
+    <w:basedOn w:val="769"/>
     <w:uiPriority w:val="99"/>
     <w:pPr>
       <w:pBdr/>
@@ -10334,9 +10367,9 @@
       </w:tcPr>
     </w:tblStylePr>
   </w:style>
-  <w:style w:type="table" w:styleId="775">
+  <w:style w:type="table" w:styleId="789">
     <w:name w:val="Grid Table 2 - Accent 5"/>
-    <w:basedOn w:val="755"/>
+    <w:basedOn w:val="769"/>
     <w:uiPriority w:val="99"/>
     <w:pPr>
       <w:pBdr/>
@@ -10566,9 +10599,9 @@
       </w:tcPr>
     </w:tblStylePr>
   </w:style>
-  <w:style w:type="table" w:styleId="776">
+  <w:style w:type="table" w:styleId="790">
     <w:name w:val="Grid Table 2 - Accent 6"/>
-    <w:basedOn w:val="755"/>
+    <w:basedOn w:val="769"/>
     <w:uiPriority w:val="99"/>
     <w:pPr>
       <w:pBdr/>
@@ -10798,9 +10831,9 @@
       </w:tcPr>
     </w:tblStylePr>
   </w:style>
-  <w:style w:type="table" w:styleId="777">
+  <w:style w:type="table" w:styleId="791">
     <w:name w:val="Grid Table 3"/>
-    <w:basedOn w:val="755"/>
+    <w:basedOn w:val="769"/>
     <w:uiPriority w:val="99"/>
     <w:pPr>
       <w:pBdr/>
@@ -11043,9 +11076,9 @@
       </w:tcPr>
     </w:tblStylePr>
   </w:style>
-  <w:style w:type="table" w:styleId="778">
+  <w:style w:type="table" w:styleId="792">
     <w:name w:val="Grid Table 3 - Accent 1"/>
-    <w:basedOn w:val="755"/>
+    <w:basedOn w:val="769"/>
     <w:uiPriority w:val="99"/>
     <w:pPr>
       <w:pBdr/>
@@ -11288,9 +11321,9 @@
       </w:tcPr>
     </w:tblStylePr>
   </w:style>
-  <w:style w:type="table" w:styleId="779">
+  <w:style w:type="table" w:styleId="793">
     <w:name w:val="Grid Table 3 - Accent 2"/>
-    <w:basedOn w:val="755"/>
+    <w:basedOn w:val="769"/>
     <w:uiPriority w:val="99"/>
     <w:pPr>
       <w:pBdr/>
@@ -11533,9 +11566,9 @@
       </w:tcPr>
     </w:tblStylePr>
   </w:style>
-  <w:style w:type="table" w:styleId="780">
+  <w:style w:type="table" w:styleId="794">
     <w:name w:val="Grid Table 3 - Accent 3"/>
-    <w:basedOn w:val="755"/>
+    <w:basedOn w:val="769"/>
     <w:uiPriority w:val="99"/>
     <w:pPr>
       <w:pBdr/>
@@ -11778,9 +11811,9 @@
       </w:tcPr>
     </w:tblStylePr>
   </w:style>
-  <w:style w:type="table" w:styleId="781">
+  <w:style w:type="table" w:styleId="795">
     <w:name w:val="Grid Table 3 - Accent 4"/>
-    <w:basedOn w:val="755"/>
+    <w:basedOn w:val="769"/>
     <w:uiPriority w:val="99"/>
     <w:pPr>
       <w:pBdr/>
@@ -12023,9 +12056,9 @@
       </w:tcPr>
     </w:tblStylePr>
   </w:style>
-  <w:style w:type="table" w:styleId="782">
+  <w:style w:type="table" w:styleId="796">
     <w:name w:val="Grid Table 3 - Accent 5"/>
-    <w:basedOn w:val="755"/>
+    <w:basedOn w:val="769"/>
     <w:uiPriority w:val="99"/>
     <w:pPr>
       <w:pBdr/>
@@ -12268,9 +12301,9 @@
       </w:tcPr>
     </w:tblStylePr>
   </w:style>
-  <w:style w:type="table" w:styleId="783">
+  <w:style w:type="table" w:styleId="797">
     <w:name w:val="Grid Table 3 - Accent 6"/>
-    <w:basedOn w:val="755"/>
+    <w:basedOn w:val="769"/>
     <w:uiPriority w:val="99"/>
     <w:pPr>
       <w:pBdr/>
@@ -12513,9 +12546,9 @@
       </w:tcPr>
     </w:tblStylePr>
   </w:style>
-  <w:style w:type="table" w:styleId="784">
+  <w:style w:type="table" w:styleId="798">
     <w:name w:val="Grid Table 4"/>
-    <w:basedOn w:val="755"/>
+    <w:basedOn w:val="769"/>
     <w:uiPriority w:val="59"/>
     <w:pPr>
       <w:pBdr/>
@@ -12746,9 +12779,9 @@
       </w:tcPr>
     </w:tblStylePr>
   </w:style>
-  <w:style w:type="table" w:styleId="785">
+  <w:style w:type="table" w:styleId="799">
     <w:name w:val="Grid Table 4 - Accent 1"/>
-    <w:basedOn w:val="755"/>
+    <w:basedOn w:val="769"/>
     <w:uiPriority w:val="59"/>
     <w:pPr>
       <w:pBdr/>
@@ -12979,9 +13012,9 @@
       </w:tcPr>
     </w:tblStylePr>
   </w:style>
-  <w:style w:type="table" w:styleId="786">
+  <w:style w:type="table" w:styleId="800">
     <w:name w:val="Grid Table 4 - Accent 2"/>
-    <w:basedOn w:val="755"/>
+    <w:basedOn w:val="769"/>
     <w:uiPriority w:val="59"/>
     <w:pPr>
       <w:pBdr/>
@@ -13212,9 +13245,9 @@
       </w:tcPr>
     </w:tblStylePr>
   </w:style>
-  <w:style w:type="table" w:styleId="787">
+  <w:style w:type="table" w:styleId="801">
     <w:name w:val="Grid Table 4 - Accent 3"/>
-    <w:basedOn w:val="755"/>
+    <w:basedOn w:val="769"/>
     <w:uiPriority w:val="59"/>
     <w:pPr>
       <w:pBdr/>
@@ -13445,9 +13478,9 @@
       </w:tcPr>
     </w:tblStylePr>
   </w:style>
-  <w:style w:type="table" w:styleId="788">
+  <w:style w:type="table" w:styleId="802">
     <w:name w:val="Grid Table 4 - Accent 4"/>
-    <w:basedOn w:val="755"/>
+    <w:basedOn w:val="769"/>
     <w:uiPriority w:val="59"/>
     <w:pPr>
       <w:pBdr/>
@@ -13678,9 +13711,9 @@
       </w:tcPr>
     </w:tblStylePr>
   </w:style>
-  <w:style w:type="table" w:styleId="789">
+  <w:style w:type="table" w:styleId="803">
     <w:name w:val="Grid Table 4 - Accent 5"/>
-    <w:basedOn w:val="755"/>
+    <w:basedOn w:val="769"/>
     <w:uiPriority w:val="59"/>
     <w:pPr>
       <w:pBdr/>
@@ -13911,9 +13944,9 @@
       </w:tcPr>
     </w:tblStylePr>
   </w:style>
-  <w:style w:type="table" w:styleId="790">
+  <w:style w:type="table" w:styleId="804">
     <w:name w:val="Grid Table 4 - Accent 6"/>
-    <w:basedOn w:val="755"/>
+    <w:basedOn w:val="769"/>
     <w:uiPriority w:val="59"/>
     <w:pPr>
       <w:pBdr/>
@@ -14144,9 +14177,9 @@
       </w:tcPr>
     </w:tblStylePr>
   </w:style>
-  <w:style w:type="table" w:styleId="791">
+  <w:style w:type="table" w:styleId="805">
     <w:name w:val="Grid Table 5 Dark"/>
-    <w:basedOn w:val="755"/>
+    <w:basedOn w:val="769"/>
     <w:uiPriority w:val="99"/>
     <w:pPr>
       <w:pBdr/>
@@ -14372,9 +14405,9 @@
       </w:tcPr>
     </w:tblStylePr>
   </w:style>
-  <w:style w:type="table" w:styleId="792">
+  <w:style w:type="table" w:styleId="806">
     <w:name w:val="Grid Table 5 Dark- Accent 1"/>
-    <w:basedOn w:val="755"/>
+    <w:basedOn w:val="769"/>
     <w:uiPriority w:val="99"/>
     <w:pPr>
       <w:pBdr/>
@@ -14600,9 +14633,9 @@
       </w:tcPr>
     </w:tblStylePr>
   </w:style>
-  <w:style w:type="table" w:styleId="793">
+  <w:style w:type="table" w:styleId="807">
     <w:name w:val="Grid Table 5 Dark - Accent 2"/>
-    <w:basedOn w:val="755"/>
+    <w:basedOn w:val="769"/>
     <w:uiPriority w:val="99"/>
     <w:pPr>
       <w:pBdr/>
@@ -14828,9 +14861,9 @@
       </w:tcPr>
     </w:tblStylePr>
   </w:style>
-  <w:style w:type="table" w:styleId="794">
+  <w:style w:type="table" w:styleId="808">
     <w:name w:val="Grid Table 5 Dark - Accent 3"/>
-    <w:basedOn w:val="755"/>
+    <w:basedOn w:val="769"/>
     <w:uiPriority w:val="99"/>
     <w:pPr>
       <w:pBdr/>
@@ -15056,9 +15089,9 @@
       </w:tcPr>
     </w:tblStylePr>
   </w:style>
-  <w:style w:type="table" w:styleId="795">
+  <w:style w:type="table" w:styleId="809">
     <w:name w:val="Grid Table 5 Dark- Accent 4"/>
-    <w:basedOn w:val="755"/>
+    <w:basedOn w:val="769"/>
     <w:uiPriority w:val="99"/>
     <w:pPr>
       <w:pBdr/>
@@ -15284,9 +15317,9 @@
       </w:tcPr>
     </w:tblStylePr>
   </w:style>
-  <w:style w:type="table" w:styleId="796">
+  <w:style w:type="table" w:styleId="810">
     <w:name w:val="Grid Table 5 Dark - Accent 5"/>
-    <w:basedOn w:val="755"/>
+    <w:basedOn w:val="769"/>
     <w:uiPriority w:val="99"/>
     <w:pPr>
       <w:pBdr/>
@@ -15512,9 +15545,9 @@
       </w:tcPr>
     </w:tblStylePr>
   </w:style>
-  <w:style w:type="table" w:styleId="797">
+  <w:style w:type="table" w:styleId="811">
     <w:name w:val="Grid Table 5 Dark - Accent 6"/>
-    <w:basedOn w:val="755"/>
+    <w:basedOn w:val="769"/>
     <w:uiPriority w:val="99"/>
     <w:pPr>
       <w:pBdr/>
@@ -15740,9 +15773,9 @@
       </w:tcPr>
     </w:tblStylePr>
   </w:style>
-  <w:style w:type="table" w:styleId="798">
+  <w:style w:type="table" w:styleId="812">
     <w:name w:val="Grid Table 6 Colorful"/>
-    <w:basedOn w:val="755"/>
+    <w:basedOn w:val="769"/>
     <w:uiPriority w:val="99"/>
     <w:pPr>
       <w:pBdr/>
@@ -15970,9 +16003,9 @@
       </w:tcPr>
     </w:tblStylePr>
   </w:style>
-  <w:style w:type="table" w:styleId="799">
+  <w:style w:type="table" w:styleId="813">
     <w:name w:val="Grid Table 6 Colorful - Accent 1"/>
-    <w:basedOn w:val="755"/>
+    <w:basedOn w:val="769"/>
     <w:uiPriority w:val="99"/>
     <w:pPr>
       <w:pBdr/>
@@ -16200,9 +16233,9 @@
       </w:tcPr>
     </w:tblStylePr>
   </w:style>
-  <w:style w:type="table" w:styleId="800">
+  <w:style w:type="table" w:styleId="814">
     <w:name w:val="Grid Table 6 Colorful - Accent 2"/>
-    <w:basedOn w:val="755"/>
+    <w:basedOn w:val="769"/>
     <w:uiPriority w:val="99"/>
     <w:pPr>
       <w:pBdr/>
@@ -16430,9 +16463,9 @@
       </w:tcPr>
     </w:tblStylePr>
   </w:style>
-  <w:style w:type="table" w:styleId="801">
+  <w:style w:type="table" w:styleId="815">
     <w:name w:val="Grid Table 6 Colorful - Accent 3"/>
-    <w:basedOn w:val="755"/>
+    <w:basedOn w:val="769"/>
     <w:uiPriority w:val="99"/>
     <w:pPr>
       <w:pBdr/>
@@ -16660,9 +16693,9 @@
       </w:tcPr>
     </w:tblStylePr>
   </w:style>
-  <w:style w:type="table" w:styleId="802">
+  <w:style w:type="table" w:styleId="816">
     <w:name w:val="Grid Table 6 Colorful - Accent 4"/>
-    <w:basedOn w:val="755"/>
+    <w:basedOn w:val="769"/>
     <w:uiPriority w:val="99"/>
     <w:pPr>
       <w:pBdr/>
@@ -16890,9 +16923,9 @@
       </w:tcPr>
     </w:tblStylePr>
   </w:style>
-  <w:style w:type="table" w:styleId="803">
+  <w:style w:type="table" w:styleId="817">
     <w:name w:val="Grid Table 6 Colorful - Accent 5"/>
-    <w:basedOn w:val="755"/>
+    <w:basedOn w:val="769"/>
     <w:uiPriority w:val="99"/>
     <w:pPr>
       <w:pBdr/>
@@ -17120,9 +17153,9 @@
       </w:tcPr>
     </w:tblStylePr>
   </w:style>
-  <w:style w:type="table" w:styleId="804">
+  <w:style w:type="table" w:styleId="818">
     <w:name w:val="Grid Table 6 Colorful - Accent 6"/>
-    <w:basedOn w:val="755"/>
+    <w:basedOn w:val="769"/>
     <w:uiPriority w:val="99"/>
     <w:pPr>
       <w:pBdr/>
@@ -17350,9 +17383,9 @@
       </w:tcPr>
     </w:tblStylePr>
   </w:style>
-  <w:style w:type="table" w:styleId="805">
+  <w:style w:type="table" w:styleId="819">
     <w:name w:val="Grid Table 7 Colorful"/>
-    <w:basedOn w:val="755"/>
+    <w:basedOn w:val="769"/>
     <w:uiPriority w:val="99"/>
     <w:pPr>
       <w:pBdr/>
@@ -17604,9 +17637,9 @@
       </w:tcPr>
     </w:tblStylePr>
   </w:style>
-  <w:style w:type="table" w:styleId="806">
+  <w:style w:type="table" w:styleId="820">
     <w:name w:val="Grid Table 7 Colorful - Accent 1"/>
-    <w:basedOn w:val="755"/>
+    <w:basedOn w:val="769"/>
     <w:uiPriority w:val="99"/>
     <w:pPr>
       <w:pBdr/>
@@ -17858,9 +17891,9 @@
       </w:tcPr>
     </w:tblStylePr>
   </w:style>
-  <w:style w:type="table" w:styleId="807">
+  <w:style w:type="table" w:styleId="821">
     <w:name w:val="Grid Table 7 Colorful - Accent 2"/>
-    <w:basedOn w:val="755"/>
+    <w:basedOn w:val="769"/>
     <w:uiPriority w:val="99"/>
     <w:pPr>
       <w:pBdr/>
@@ -18112,9 +18145,9 @@
       </w:tcPr>
     </w:tblStylePr>
   </w:style>
-  <w:style w:type="table" w:styleId="808">
+  <w:style w:type="table" w:styleId="822">
     <w:name w:val="Grid Table 7 Colorful - Accent 3"/>
-    <w:basedOn w:val="755"/>
+    <w:basedOn w:val="769"/>
     <w:uiPriority w:val="99"/>
     <w:pPr>
       <w:pBdr/>
@@ -18366,9 +18399,9 @@
       </w:tcPr>
     </w:tblStylePr>
   </w:style>
-  <w:style w:type="table" w:styleId="809">
+  <w:style w:type="table" w:styleId="823">
     <w:name w:val="Grid Table 7 Colorful - Accent 4"/>
-    <w:basedOn w:val="755"/>
+    <w:basedOn w:val="769"/>
     <w:uiPriority w:val="99"/>
     <w:pPr>
       <w:pBdr/>
@@ -18620,9 +18653,9 @@
       </w:tcPr>
     </w:tblStylePr>
   </w:style>
-  <w:style w:type="table" w:styleId="810">
+  <w:style w:type="table" w:styleId="824">
     <w:name w:val="Grid Table 7 Colorful - Accent 5"/>
-    <w:basedOn w:val="755"/>
+    <w:basedOn w:val="769"/>
     <w:uiPriority w:val="99"/>
     <w:pPr>
       <w:pBdr/>
@@ -18874,9 +18907,9 @@
       </w:tcPr>
     </w:tblStylePr>
   </w:style>
-  <w:style w:type="table" w:styleId="811">
+  <w:style w:type="table" w:styleId="825">
     <w:name w:val="Grid Table 7 Colorful - Accent 6"/>
-    <w:basedOn w:val="755"/>
+    <w:basedOn w:val="769"/>
     <w:uiPriority w:val="99"/>
     <w:pPr>
       <w:pBdr/>
@@ -19128,9 +19161,9 @@
       </w:tcPr>
     </w:tblStylePr>
   </w:style>
-  <w:style w:type="table" w:styleId="812">
+  <w:style w:type="table" w:styleId="826">
     <w:name w:val="List Table 1 Light"/>
-    <w:basedOn w:val="755"/>
+    <w:basedOn w:val="769"/>
     <w:uiPriority w:val="99"/>
     <w:pPr>
       <w:pBdr/>
@@ -19344,9 +19377,9 @@
       </w:tcPr>
     </w:tblStylePr>
   </w:style>
-  <w:style w:type="table" w:styleId="813">
+  <w:style w:type="table" w:styleId="827">
     <w:name w:val="List Table 1 Light - Accent 1"/>
-    <w:basedOn w:val="755"/>
+    <w:basedOn w:val="769"/>
     <w:uiPriority w:val="99"/>
     <w:pPr>
       <w:pBdr/>
@@ -19560,9 +19593,9 @@
       </w:tcPr>
     </w:tblStylePr>
   </w:style>
-  <w:style w:type="table" w:styleId="814">
+  <w:style w:type="table" w:styleId="828">
     <w:name w:val="List Table 1 Light - Accent 2"/>
-    <w:basedOn w:val="755"/>
+    <w:basedOn w:val="769"/>
     <w:uiPriority w:val="99"/>
     <w:pPr>
       <w:pBdr/>
@@ -19776,9 +19809,9 @@
       </w:tcPr>
     </w:tblStylePr>
   </w:style>
-  <w:style w:type="table" w:styleId="815">
+  <w:style w:type="table" w:styleId="829">
     <w:name w:val="List Table 1 Light - Accent 3"/>
-    <w:basedOn w:val="755"/>
+    <w:basedOn w:val="769"/>
     <w:uiPriority w:val="99"/>
     <w:pPr>
       <w:pBdr/>
@@ -19992,9 +20025,9 @@
       </w:tcPr>
     </w:tblStylePr>
   </w:style>
-  <w:style w:type="table" w:styleId="816">
+  <w:style w:type="table" w:styleId="830">
     <w:name w:val="List Table 1 Light - Accent 4"/>
-    <w:basedOn w:val="755"/>
+    <w:basedOn w:val="769"/>
     <w:uiPriority w:val="99"/>
     <w:pPr>
       <w:pBdr/>
@@ -20208,9 +20241,9 @@
       </w:tcPr>
     </w:tblStylePr>
   </w:style>
-  <w:style w:type="table" w:styleId="817">
+  <w:style w:type="table" w:styleId="831">
     <w:name w:val="List Table 1 Light - Accent 5"/>
-    <w:basedOn w:val="755"/>
+    <w:basedOn w:val="769"/>
     <w:uiPriority w:val="99"/>
     <w:pPr>
       <w:pBdr/>
@@ -20424,9 +20457,9 @@
       </w:tcPr>
     </w:tblStylePr>
   </w:style>
-  <w:style w:type="table" w:styleId="818">
+  <w:style w:type="table" w:styleId="832">
     <w:name w:val="List Table 1 Light - Accent 6"/>
-    <w:basedOn w:val="755"/>
+    <w:basedOn w:val="769"/>
     <w:uiPriority w:val="99"/>
     <w:pPr>
       <w:pBdr/>
@@ -20640,9 +20673,9 @@
       </w:tcPr>
     </w:tblStylePr>
   </w:style>
-  <w:style w:type="table" w:styleId="819">
+  <w:style w:type="table" w:styleId="833">
     <w:name w:val="List Table 2"/>
-    <w:basedOn w:val="755"/>
+    <w:basedOn w:val="769"/>
     <w:uiPriority w:val="99"/>
     <w:pPr>
       <w:pBdr/>
@@ -20878,9 +20911,9 @@
       </w:tcPr>
     </w:tblStylePr>
   </w:style>
-  <w:style w:type="table" w:styleId="820">
+  <w:style w:type="table" w:styleId="834">
     <w:name w:val="List Table 2 - Accent 1"/>
-    <w:basedOn w:val="755"/>
+    <w:basedOn w:val="769"/>
     <w:uiPriority w:val="99"/>
     <w:pPr>
       <w:pBdr/>
@@ -21116,9 +21149,9 @@
       </w:tcPr>
     </w:tblStylePr>
   </w:style>
-  <w:style w:type="table" w:styleId="821">
+  <w:style w:type="table" w:styleId="835">
     <w:name w:val="List Table 2 - Accent 2"/>
-    <w:basedOn w:val="755"/>
+    <w:basedOn w:val="769"/>
     <w:uiPriority w:val="99"/>
     <w:pPr>
       <w:pBdr/>
@@ -21354,9 +21387,9 @@
       </w:tcPr>
     </w:tblStylePr>
   </w:style>
-  <w:style w:type="table" w:styleId="822">
+  <w:style w:type="table" w:styleId="836">
     <w:name w:val="List Table 2 - Accent 3"/>
-    <w:basedOn w:val="755"/>
+    <w:basedOn w:val="769"/>
     <w:uiPriority w:val="99"/>
     <w:pPr>
       <w:pBdr/>
@@ -21592,9 +21625,9 @@
       </w:tcPr>
     </w:tblStylePr>
   </w:style>
-  <w:style w:type="table" w:styleId="823">
+  <w:style w:type="table" w:styleId="837">
     <w:name w:val="List Table 2 - Accent 4"/>
-    <w:basedOn w:val="755"/>
+    <w:basedOn w:val="769"/>
     <w:uiPriority w:val="99"/>
     <w:pPr>
       <w:pBdr/>
@@ -21830,9 +21863,9 @@
       </w:tcPr>
     </w:tblStylePr>
   </w:style>
-  <w:style w:type="table" w:styleId="824">
+  <w:style w:type="table" w:styleId="838">
     <w:name w:val="List Table 2 - Accent 5"/>
-    <w:basedOn w:val="755"/>
+    <w:basedOn w:val="769"/>
     <w:uiPriority w:val="99"/>
     <w:pPr>
       <w:pBdr/>
@@ -22068,9 +22101,9 @@
       </w:tcPr>
     </w:tblStylePr>
   </w:style>
-  <w:style w:type="table" w:styleId="825">
+  <w:style w:type="table" w:styleId="839">
     <w:name w:val="List Table 2 - Accent 6"/>
-    <w:basedOn w:val="755"/>
+    <w:basedOn w:val="769"/>
     <w:uiPriority w:val="99"/>
     <w:pPr>
       <w:pBdr/>
@@ -22306,9 +22339,9 @@
       </w:tcPr>
     </w:tblStylePr>
   </w:style>
-  <w:style w:type="table" w:styleId="826">
+  <w:style w:type="table" w:styleId="840">
     <w:name w:val="List Table 3"/>
-    <w:basedOn w:val="755"/>
+    <w:basedOn w:val="769"/>
     <w:uiPriority w:val="99"/>
     <w:pPr>
       <w:pBdr/>
@@ -22534,9 +22567,9 @@
       </w:tcPr>
     </w:tblStylePr>
   </w:style>
-  <w:style w:type="table" w:styleId="827">
+  <w:style w:type="table" w:styleId="841">
     <w:name w:val="List Table 3 - Accent 1"/>
-    <w:basedOn w:val="755"/>
+    <w:basedOn w:val="769"/>
     <w:uiPriority w:val="99"/>
     <w:pPr>
       <w:pBdr/>
@@ -22762,9 +22795,9 @@
       </w:tcPr>
     </w:tblStylePr>
   </w:style>
-  <w:style w:type="table" w:styleId="828">
+  <w:style w:type="table" w:styleId="842">
     <w:name w:val="List Table 3 - Accent 2"/>
-    <w:basedOn w:val="755"/>
+    <w:basedOn w:val="769"/>
     <w:uiPriority w:val="99"/>
     <w:pPr>
       <w:pBdr/>
@@ -22990,9 +23023,9 @@
       </w:tcPr>
     </w:tblStylePr>
   </w:style>
-  <w:style w:type="table" w:styleId="829">
+  <w:style w:type="table" w:styleId="843">
     <w:name w:val="List Table 3 - Accent 3"/>
-    <w:basedOn w:val="755"/>
+    <w:basedOn w:val="769"/>
     <w:uiPriority w:val="99"/>
     <w:pPr>
       <w:pBdr/>
@@ -23218,9 +23251,9 @@
       </w:tcPr>
     </w:tblStylePr>
   </w:style>
-  <w:style w:type="table" w:styleId="830">
+  <w:style w:type="table" w:styleId="844">
     <w:name w:val="List Table 3 - Accent 4"/>
-    <w:basedOn w:val="755"/>
+    <w:basedOn w:val="769"/>
     <w:uiPriority w:val="99"/>
     <w:pPr>
       <w:pBdr/>
@@ -23446,9 +23479,9 @@
       </w:tcPr>
     </w:tblStylePr>
   </w:style>
-  <w:style w:type="table" w:styleId="831">
+  <w:style w:type="table" w:styleId="845">
     <w:name w:val="List Table 3 - Accent 5"/>
-    <w:basedOn w:val="755"/>
+    <w:basedOn w:val="769"/>
     <w:uiPriority w:val="99"/>
     <w:pPr>
       <w:pBdr/>
@@ -23674,9 +23707,9 @@
       </w:tcPr>
     </w:tblStylePr>
   </w:style>
-  <w:style w:type="table" w:styleId="832">
+  <w:style w:type="table" w:styleId="846">
     <w:name w:val="List Table 3 - Accent 6"/>
-    <w:basedOn w:val="755"/>
+    <w:basedOn w:val="769"/>
     <w:uiPriority w:val="99"/>
     <w:pPr>
       <w:pBdr/>
@@ -23902,9 +23935,9 @@
       </w:tcPr>
     </w:tblStylePr>
   </w:style>
-  <w:style w:type="table" w:styleId="833">
+  <w:style w:type="table" w:styleId="847">
     <w:name w:val="List Table 4"/>
-    <w:basedOn w:val="755"/>
+    <w:basedOn w:val="769"/>
     <w:uiPriority w:val="99"/>
     <w:pPr>
       <w:pBdr/>
@@ -24127,9 +24160,9 @@
       </w:tcPr>
     </w:tblStylePr>
   </w:style>
-  <w:style w:type="table" w:styleId="834">
+  <w:style w:type="table" w:styleId="848">
     <w:name w:val="List Table 4 - Accent 1"/>
-    <w:basedOn w:val="755"/>
+    <w:basedOn w:val="769"/>
     <w:uiPriority w:val="99"/>
     <w:pPr>
       <w:pBdr/>
@@ -24352,9 +24385,9 @@
       </w:tcPr>
     </w:tblStylePr>
   </w:style>
-  <w:style w:type="table" w:styleId="835">
+  <w:style w:type="table" w:styleId="849">
     <w:name w:val="List Table 4 - Accent 2"/>
-    <w:basedOn w:val="755"/>
+    <w:basedOn w:val="769"/>
     <w:uiPriority w:val="99"/>
     <w:pPr>
       <w:pBdr/>
@@ -24577,9 +24610,9 @@
       </w:tcPr>
     </w:tblStylePr>
   </w:style>
-  <w:style w:type="table" w:styleId="836">
+  <w:style w:type="table" w:styleId="850">
     <w:name w:val="List Table 4 - Accent 3"/>
-    <w:basedOn w:val="755"/>
+    <w:basedOn w:val="769"/>
     <w:uiPriority w:val="99"/>
     <w:pPr>
       <w:pBdr/>
@@ -24802,9 +24835,9 @@
       </w:tcPr>
     </w:tblStylePr>
   </w:style>
-  <w:style w:type="table" w:styleId="837">
+  <w:style w:type="table" w:styleId="851">
     <w:name w:val="List Table 4 - Accent 4"/>
-    <w:basedOn w:val="755"/>
+    <w:basedOn w:val="769"/>
     <w:uiPriority w:val="99"/>
     <w:pPr>
       <w:pBdr/>
@@ -25027,9 +25060,9 @@
       </w:tcPr>
     </w:tblStylePr>
   </w:style>
-  <w:style w:type="table" w:styleId="838">
+  <w:style w:type="table" w:styleId="852">
     <w:name w:val="List Table 4 - Accent 5"/>
-    <w:basedOn w:val="755"/>
+    <w:basedOn w:val="769"/>
     <w:uiPriority w:val="99"/>
     <w:pPr>
       <w:pBdr/>
@@ -25252,9 +25285,9 @@
       </w:tcPr>
     </w:tblStylePr>
   </w:style>
-  <w:style w:type="table" w:styleId="839">
+  <w:style w:type="table" w:styleId="853">
     <w:name w:val="List Table 4 - Accent 6"/>
-    <w:basedOn w:val="755"/>
+    <w:basedOn w:val="769"/>
     <w:uiPriority w:val="99"/>
     <w:pPr>
       <w:pBdr/>
@@ -25477,9 +25510,9 @@
       </w:tcPr>
     </w:tblStylePr>
   </w:style>
-  <w:style w:type="table" w:styleId="840">
+  <w:style w:type="table" w:styleId="854">
     <w:name w:val="List Table 5 Dark"/>
-    <w:basedOn w:val="755"/>
+    <w:basedOn w:val="769"/>
     <w:uiPriority w:val="99"/>
     <w:pPr>
       <w:pBdr/>
@@ -25719,9 +25752,9 @@
       </w:tcPr>
     </w:tblStylePr>
   </w:style>
-  <w:style w:type="table" w:styleId="841">
+  <w:style w:type="table" w:styleId="855">
     <w:name w:val="List Table 5 Dark - Accent 1"/>
-    <w:basedOn w:val="755"/>
+    <w:basedOn w:val="769"/>
     <w:uiPriority w:val="99"/>
     <w:pPr>
       <w:pBdr/>
@@ -25961,9 +25994,9 @@
       </w:tcPr>
     </w:tblStylePr>
   </w:style>
-  <w:style w:type="table" w:styleId="842">
+  <w:style w:type="table" w:styleId="856">
     <w:name w:val="List Table 5 Dark - Accent 2"/>
-    <w:basedOn w:val="755"/>
+    <w:basedOn w:val="769"/>
     <w:uiPriority w:val="99"/>
     <w:pPr>
       <w:pBdr/>
@@ -26203,9 +26236,9 @@
       </w:tcPr>
     </w:tblStylePr>
   </w:style>
-  <w:style w:type="table" w:styleId="843">
+  <w:style w:type="table" w:styleId="857">
     <w:name w:val="List Table 5 Dark - Accent 3"/>
-    <w:basedOn w:val="755"/>
+    <w:basedOn w:val="769"/>
     <w:uiPriority w:val="99"/>
     <w:pPr>
       <w:pBdr/>
@@ -26445,9 +26478,9 @@
       </w:tcPr>
     </w:tblStylePr>
   </w:style>
-  <w:style w:type="table" w:styleId="844">
+  <w:style w:type="table" w:styleId="858">
     <w:name w:val="List Table 5 Dark - Accent 4"/>
-    <w:basedOn w:val="755"/>
+    <w:basedOn w:val="769"/>
     <w:uiPriority w:val="99"/>
     <w:pPr>
       <w:pBdr/>
@@ -26687,9 +26720,9 @@
       </w:tcPr>
     </w:tblStylePr>
   </w:style>
-  <w:style w:type="table" w:styleId="845">
+  <w:style w:type="table" w:styleId="859">
     <w:name w:val="List Table 5 Dark - Accent 5"/>
-    <w:basedOn w:val="755"/>
+    <w:basedOn w:val="769"/>
     <w:uiPriority w:val="99"/>
     <w:pPr>
       <w:pBdr/>
@@ -26929,9 +26962,9 @@
       </w:tcPr>
     </w:tblStylePr>
   </w:style>
-  <w:style w:type="table" w:styleId="846">
+  <w:style w:type="table" w:styleId="860">
     <w:name w:val="List Table 5 Dark - Accent 6"/>
-    <w:basedOn w:val="755"/>
+    <w:basedOn w:val="769"/>
     <w:uiPriority w:val="99"/>
     <w:pPr>
       <w:pBdr/>
@@ -27171,9 +27204,9 @@
       </w:tcPr>
     </w:tblStylePr>
   </w:style>
-  <w:style w:type="table" w:styleId="847">
+  <w:style w:type="table" w:styleId="861">
     <w:name w:val="List Table 6 Colorful"/>
-    <w:basedOn w:val="755"/>
+    <w:basedOn w:val="769"/>
     <w:uiPriority w:val="99"/>
     <w:pPr>
       <w:pBdr/>
@@ -27394,9 +27427,9 @@
       </w:tcPr>
     </w:tblStylePr>
   </w:style>
-  <w:style w:type="table" w:styleId="848">
+  <w:style w:type="table" w:styleId="862">
     <w:name w:val="List Table 6 Colorful - Accent 1"/>
-    <w:basedOn w:val="755"/>
+    <w:basedOn w:val="769"/>
     <w:uiPriority w:val="99"/>
     <w:pPr>
       <w:pBdr/>
@@ -27617,9 +27650,9 @@
       </w:tcPr>
     </w:tblStylePr>
   </w:style>
-  <w:style w:type="table" w:styleId="849">
+  <w:style w:type="table" w:styleId="863">
     <w:name w:val="List Table 6 Colorful - Accent 2"/>
-    <w:basedOn w:val="755"/>
+    <w:basedOn w:val="769"/>
     <w:uiPriority w:val="99"/>
     <w:pPr>
       <w:pBdr/>
@@ -27840,9 +27873,9 @@
       </w:tcPr>
     </w:tblStylePr>
   </w:style>
-  <w:style w:type="table" w:styleId="850">
+  <w:style w:type="table" w:styleId="864">
     <w:name w:val="List Table 6 Colorful - Accent 3"/>
-    <w:basedOn w:val="755"/>
+    <w:basedOn w:val="769"/>
     <w:uiPriority w:val="99"/>
     <w:pPr>
       <w:pBdr/>
@@ -28063,9 +28096,9 @@
       </w:tcPr>
     </w:tblStylePr>
   </w:style>
-  <w:style w:type="table" w:styleId="851">
+  <w:style w:type="table" w:styleId="865">
     <w:name w:val="List Table 6 Colorful - Accent 4"/>
-    <w:basedOn w:val="755"/>
+    <w:basedOn w:val="769"/>
     <w:uiPriority w:val="99"/>
     <w:pPr>
       <w:pBdr/>
@@ -28286,9 +28319,9 @@
       </w:tcPr>
     </w:tblStylePr>
   </w:style>
-  <w:style w:type="table" w:styleId="852">
+  <w:style w:type="table" w:styleId="866">
     <w:name w:val="List Table 6 Colorful - Accent 5"/>
-    <w:basedOn w:val="755"/>
+    <w:basedOn w:val="769"/>
     <w:uiPriority w:val="99"/>
     <w:pPr>
       <w:pBdr/>
@@ -28509,9 +28542,9 @@
       </w:tcPr>
     </w:tblStylePr>
   </w:style>
-  <w:style w:type="table" w:styleId="853">
+  <w:style w:type="table" w:styleId="867">
     <w:name w:val="List Table 6 Colorful - Accent 6"/>
-    <w:basedOn w:val="755"/>
+    <w:basedOn w:val="769"/>
     <w:uiPriority w:val="99"/>
     <w:pPr>
       <w:pBdr/>
@@ -28732,9 +28765,9 @@
       </w:tcPr>
     </w:tblStylePr>
   </w:style>
-  <w:style w:type="table" w:styleId="854">
+  <w:style w:type="table" w:styleId="868">
     <w:name w:val="List Table 7 Colorful"/>
-    <w:basedOn w:val="755"/>
+    <w:basedOn w:val="769"/>
     <w:uiPriority w:val="99"/>
     <w:pPr>
       <w:pBdr/>
@@ -28988,9 +29021,9 @@
       </w:tcPr>
     </w:tblStylePr>
   </w:style>
-  <w:style w:type="table" w:styleId="855">
+  <w:style w:type="table" w:styleId="869">
     <w:name w:val="List Table 7 Colorful - Accent 1"/>
-    <w:basedOn w:val="755"/>
+    <w:basedOn w:val="769"/>
     <w:uiPriority w:val="99"/>
     <w:pPr>
       <w:pBdr/>
@@ -29244,9 +29277,9 @@
       </w:tcPr>
     </w:tblStylePr>
   </w:style>
-  <w:style w:type="table" w:styleId="856">
+  <w:style w:type="table" w:styleId="870">
     <w:name w:val="List Table 7 Colorful - Accent 2"/>
-    <w:basedOn w:val="755"/>
+    <w:basedOn w:val="769"/>
     <w:uiPriority w:val="99"/>
     <w:pPr>
       <w:pBdr/>
@@ -29500,9 +29533,9 @@
       </w:tcPr>
     </w:tblStylePr>
   </w:style>
-  <w:style w:type="table" w:styleId="857">
+  <w:style w:type="table" w:styleId="871">
     <w:name w:val="List Table 7 Colorful - Accent 3"/>
-    <w:basedOn w:val="755"/>
+    <w:basedOn w:val="769"/>
     <w:uiPriority w:val="99"/>
     <w:pPr>
       <w:pBdr/>
@@ -29756,9 +29789,9 @@
       </w:tcPr>
     </w:tblStylePr>
   </w:style>
-  <w:style w:type="table" w:styleId="858">
+  <w:style w:type="table" w:styleId="872">
     <w:name w:val="List Table 7 Colorful - Accent 4"/>
-    <w:basedOn w:val="755"/>
+    <w:basedOn w:val="769"/>
     <w:uiPriority w:val="99"/>
     <w:pPr>
       <w:pBdr/>
@@ -30012,9 +30045,9 @@
       </w:tcPr>
     </w:tblStylePr>
   </w:style>
-  <w:style w:type="table" w:styleId="859">
+  <w:style w:type="table" w:styleId="873">
     <w:name w:val="List Table 7 Colorful - Accent 5"/>
-    <w:basedOn w:val="755"/>
+    <w:basedOn w:val="769"/>
     <w:uiPriority w:val="99"/>
     <w:pPr>
       <w:pBdr/>
@@ -30268,9 +30301,9 @@
       </w:tcPr>
     </w:tblStylePr>
   </w:style>
-  <w:style w:type="table" w:styleId="860">
+  <w:style w:type="table" w:styleId="874">
     <w:name w:val="List Table 7 Colorful - Accent 6"/>
-    <w:basedOn w:val="755"/>
+    <w:basedOn w:val="769"/>
     <w:uiPriority w:val="99"/>
     <w:pPr>
       <w:pBdr/>
@@ -30524,9 +30557,9 @@
       </w:tcPr>
     </w:tblStylePr>
   </w:style>
-  <w:style w:type="table" w:styleId="861">
+  <w:style w:type="table" w:styleId="875">
     <w:name w:val="Lined - Accent"/>
-    <w:basedOn w:val="755"/>
+    <w:basedOn w:val="769"/>
     <w:uiPriority w:val="99"/>
     <w:pPr>
       <w:pBdr/>
@@ -30761,9 +30794,9 @@
       </w:tcPr>
     </w:tblStylePr>
   </w:style>
-  <w:style w:type="table" w:styleId="862">
+  <w:style w:type="table" w:styleId="876">
     <w:name w:val="Lined - Accent 1"/>
-    <w:basedOn w:val="755"/>
+    <w:basedOn w:val="769"/>
     <w:uiPriority w:val="99"/>
     <w:pPr>
       <w:pBdr/>
@@ -30998,9 +31031,9 @@
       </w:tcPr>
     </w:tblStylePr>
   </w:style>
-  <w:style w:type="table" w:styleId="863">
+  <w:style w:type="table" w:styleId="877">
     <w:name w:val="Lined - Accent 2"/>
-    <w:basedOn w:val="755"/>
+    <w:basedOn w:val="769"/>
     <w:uiPriority w:val="99"/>
     <w:pPr>
       <w:pBdr/>
@@ -31235,9 +31268,9 @@
       </w:tcPr>
     </w:tblStylePr>
   </w:style>
-  <w:style w:type="table" w:styleId="864">
+  <w:style w:type="table" w:styleId="878">
     <w:name w:val="Lined - Accent 3"/>
-    <w:basedOn w:val="755"/>
+    <w:basedOn w:val="769"/>
     <w:uiPriority w:val="99"/>
     <w:pPr>
       <w:pBdr/>
@@ -31472,9 +31505,9 @@
       </w:tcPr>
     </w:tblStylePr>
   </w:style>
-  <w:style w:type="table" w:styleId="865">
+  <w:style w:type="table" w:styleId="879">
     <w:name w:val="Lined - Accent 4"/>
-    <w:basedOn w:val="755"/>
+    <w:basedOn w:val="769"/>
     <w:uiPriority w:val="99"/>
     <w:pPr>
       <w:pBdr/>
@@ -31709,9 +31742,9 @@
       </w:tcPr>
     </w:tblStylePr>
   </w:style>
-  <w:style w:type="table" w:styleId="866">
+  <w:style w:type="table" w:styleId="880">
     <w:name w:val="Lined - Accent 5"/>
-    <w:basedOn w:val="755"/>
+    <w:basedOn w:val="769"/>
     <w:uiPriority w:val="99"/>
     <w:pPr>
       <w:pBdr/>
@@ -31946,9 +31979,9 @@
       </w:tcPr>
     </w:tblStylePr>
   </w:style>
-  <w:style w:type="table" w:styleId="867">
+  <w:style w:type="table" w:styleId="881">
     <w:name w:val="Lined - Accent 6"/>
-    <w:basedOn w:val="755"/>
+    <w:basedOn w:val="769"/>
     <w:uiPriority w:val="99"/>
     <w:pPr>
       <w:pBdr/>
@@ -32183,9 +32216,9 @@
       </w:tcPr>
     </w:tblStylePr>
   </w:style>
-  <w:style w:type="table" w:styleId="868">
+  <w:style w:type="table" w:styleId="882">
     <w:name w:val="Bordered &amp; Lined - Accent"/>
-    <w:basedOn w:val="755"/>
+    <w:basedOn w:val="769"/>
     <w:uiPriority w:val="99"/>
     <w:pPr>
       <w:pBdr/>
@@ -32427,9 +32460,9 @@
       </w:tcPr>
     </w:tblStylePr>
   </w:style>
-  <w:style w:type="table" w:styleId="869">
+  <w:style w:type="table" w:styleId="883">
     <w:name w:val="Bordered &amp; Lined - Accent 1"/>
-    <w:basedOn w:val="755"/>
+    <w:basedOn w:val="769"/>
     <w:uiPriority w:val="99"/>
     <w:pPr>
       <w:pBdr/>
@@ -32671,9 +32704,9 @@
       </w:tcPr>
     </w:tblStylePr>
   </w:style>
-  <w:style w:type="table" w:styleId="870">
+  <w:style w:type="table" w:styleId="884">
     <w:name w:val="Bordered &amp; Lined - Accent 2"/>
-    <w:basedOn w:val="755"/>
+    <w:basedOn w:val="769"/>
     <w:uiPriority w:val="99"/>
     <w:pPr>
       <w:pBdr/>
@@ -32915,9 +32948,9 @@
       </w:tcPr>
     </w:tblStylePr>
   </w:style>
-  <w:style w:type="table" w:styleId="871">
+  <w:style w:type="table" w:styleId="885">
     <w:name w:val="Bordered &amp; Lined - Accent 3"/>
-    <w:basedOn w:val="755"/>
+    <w:basedOn w:val="769"/>
     <w:uiPriority w:val="99"/>
     <w:pPr>
       <w:pBdr/>
@@ -33159,9 +33192,9 @@
       </w:tcPr>
     </w:tblStylePr>
   </w:style>
-  <w:style w:type="table" w:styleId="872">
+  <w:style w:type="table" w:styleId="886">
     <w:name w:val="Bordered &amp; Lined - Accent 4"/>
-    <w:basedOn w:val="755"/>
+    <w:basedOn w:val="769"/>
     <w:uiPriority w:val="99"/>
     <w:pPr>
       <w:pBdr/>
@@ -33403,9 +33436,9 @@
       </w:tcPr>
     </w:tblStylePr>
   </w:style>
-  <w:style w:type="table" w:styleId="873">
+  <w:style w:type="table" w:styleId="887">
     <w:name w:val="Bordered &amp; Lined - Accent 5"/>
-    <w:basedOn w:val="755"/>
+    <w:basedOn w:val="769"/>
     <w:uiPriority w:val="99"/>
     <w:pPr>
       <w:pBdr/>
@@ -33647,9 +33680,9 @@
       </w:tcPr>
     </w:tblStylePr>
   </w:style>
-  <w:style w:type="table" w:styleId="874">
+  <w:style w:type="table" w:styleId="888">
     <w:name w:val="Bordered &amp; Lined - Accent 6"/>
-    <w:basedOn w:val="755"/>
+    <w:basedOn w:val="769"/>
     <w:uiPriority w:val="99"/>
     <w:pPr>
       <w:pBdr/>
@@ -33891,9 +33924,9 @@
       </w:tcPr>
     </w:tblStylePr>
   </w:style>
-  <w:style w:type="table" w:styleId="875">
+  <w:style w:type="table" w:styleId="889">
     <w:name w:val="Bordered"/>
-    <w:basedOn w:val="755"/>
+    <w:basedOn w:val="769"/>
     <w:uiPriority w:val="99"/>
     <w:pPr>
       <w:pBdr/>
@@ -34122,9 +34155,9 @@
       </w:tcPr>
     </w:tblStylePr>
   </w:style>
-  <w:style w:type="table" w:styleId="876">
+  <w:style w:type="table" w:styleId="890">
     <w:name w:val="Bordered - Accent 1"/>
-    <w:basedOn w:val="755"/>
+    <w:basedOn w:val="769"/>
     <w:uiPriority w:val="99"/>
     <w:pPr>
       <w:pBdr/>
@@ -34353,9 +34386,9 @@
       </w:tcPr>
     </w:tblStylePr>
   </w:style>
-  <w:style w:type="table" w:styleId="877">
+  <w:style w:type="table" w:styleId="891">
     <w:name w:val="Bordered - Accent 2"/>
-    <w:basedOn w:val="755"/>
+    <w:basedOn w:val="769"/>
     <w:uiPriority w:val="99"/>
     <w:pPr>
       <w:pBdr/>
@@ -34584,9 +34617,9 @@
       </w:tcPr>
     </w:tblStylePr>
   </w:style>
-  <w:style w:type="table" w:styleId="878">
+  <w:style w:type="table" w:styleId="892">
     <w:name w:val="Bordered - Accent 3"/>
-    <w:basedOn w:val="755"/>
+    <w:basedOn w:val="769"/>
     <w:uiPriority w:val="99"/>
     <w:pPr>
       <w:pBdr/>
@@ -34815,9 +34848,9 @@
       </w:tcPr>
     </w:tblStylePr>
   </w:style>
-  <w:style w:type="table" w:styleId="879">
+  <w:style w:type="table" w:styleId="893">
     <w:name w:val="Bordered - Accent 4"/>
-    <w:basedOn w:val="755"/>
+    <w:basedOn w:val="769"/>
     <w:uiPriority w:val="99"/>
     <w:pPr>
       <w:pBdr/>
@@ -35046,9 +35079,9 @@
       </w:tcPr>
     </w:tblStylePr>
   </w:style>
-  <w:style w:type="table" w:styleId="880">
+  <w:style w:type="table" w:styleId="894">
     <w:name w:val="Bordered - Accent 5"/>
-    <w:basedOn w:val="755"/>
+    <w:basedOn w:val="769"/>
     <w:uiPriority w:val="99"/>
     <w:pPr>
       <w:pBdr/>
@@ -35277,9 +35310,9 @@
       </w:tcPr>
     </w:tblStylePr>
   </w:style>
-  <w:style w:type="table" w:styleId="881">
+  <w:style w:type="table" w:styleId="895">
     <w:name w:val="Bordered - Accent 6"/>
-    <w:basedOn w:val="755"/>
+    <w:basedOn w:val="769"/>
     <w:uiPriority w:val="99"/>
     <w:pPr>
       <w:pBdr/>
@@ -35508,11 +35541,11 @@
       </w:tcPr>
     </w:tblStylePr>
   </w:style>
-  <w:style w:type="paragraph" w:styleId="882">
+  <w:style w:type="paragraph" w:styleId="896">
     <w:name w:val="Heading 7"/>
-    <w:basedOn w:val="937"/>
-    <w:next w:val="937"/>
-    <w:link w:val="893"/>
+    <w:basedOn w:val="951"/>
+    <w:next w:val="951"/>
+    <w:link w:val="907"/>
     <w:uiPriority w:val="9"/>
     <w:unhideWhenUsed/>
     <w:qFormat/>
@@ -35529,11 +35562,11 @@
       <w:color w:val="595959" w:themeColor="text1" w:themeTint="A6"/>
     </w:rPr>
   </w:style>
-  <w:style w:type="paragraph" w:styleId="883">
+  <w:style w:type="paragraph" w:styleId="897">
     <w:name w:val="Heading 8"/>
-    <w:basedOn w:val="937"/>
-    <w:next w:val="937"/>
-    <w:link w:val="894"/>
+    <w:basedOn w:val="951"/>
+    <w:next w:val="951"/>
+    <w:link w:val="908"/>
     <w:uiPriority w:val="9"/>
     <w:unhideWhenUsed/>
     <w:qFormat/>
@@ -35552,11 +35585,11 @@
       <w:color w:val="272727" w:themeColor="text1" w:themeTint="D8"/>
     </w:rPr>
   </w:style>
-  <w:style w:type="paragraph" w:styleId="884">
+  <w:style w:type="paragraph" w:styleId="898">
     <w:name w:val="Heading 9"/>
-    <w:basedOn w:val="937"/>
-    <w:next w:val="937"/>
-    <w:link w:val="895"/>
+    <w:basedOn w:val="951"/>
+    <w:next w:val="951"/>
+    <w:link w:val="909"/>
     <w:uiPriority w:val="9"/>
     <w:unhideWhenUsed/>
     <w:qFormat/>
@@ -35575,7 +35608,7 @@
       <w:color w:val="272727" w:themeColor="text1" w:themeTint="D8"/>
     </w:rPr>
   </w:style>
-  <w:style w:type="character" w:styleId="885" w:default="1">
+  <w:style w:type="character" w:styleId="899" w:default="1">
     <w:name w:val="Default Paragraph Font"/>
     <w:uiPriority w:val="1"/>
     <w:semiHidden/>
@@ -35586,7 +35619,7 @@
       <w:ind/>
     </w:pPr>
   </w:style>
-  <w:style w:type="numbering" w:styleId="886" w:default="1">
+  <w:style w:type="numbering" w:styleId="900" w:default="1">
     <w:name w:val="No List"/>
     <w:uiPriority w:val="99"/>
     <w:semiHidden/>
@@ -35597,10 +35630,10 @@
       <w:ind/>
     </w:pPr>
   </w:style>
-  <w:style w:type="character" w:styleId="887">
+  <w:style w:type="character" w:styleId="901">
     <w:name w:val="Heading 1 Char"/>
-    <w:basedOn w:val="885"/>
-    <w:link w:val="938"/>
+    <w:basedOn w:val="899"/>
+    <w:link w:val="952"/>
     <w:uiPriority w:val="9"/>
     <w:pPr>
       <w:pBdr/>
@@ -35614,10 +35647,10 @@
       <w:szCs w:val="40"/>
     </w:rPr>
   </w:style>
-  <w:style w:type="character" w:styleId="888">
+  <w:style w:type="character" w:styleId="902">
     <w:name w:val="Heading 2 Char"/>
-    <w:basedOn w:val="885"/>
-    <w:link w:val="939"/>
+    <w:basedOn w:val="899"/>
+    <w:link w:val="953"/>
     <w:uiPriority w:val="9"/>
     <w:pPr>
       <w:pBdr/>
@@ -35631,10 +35664,10 @@
       <w:szCs w:val="32"/>
     </w:rPr>
   </w:style>
-  <w:style w:type="character" w:styleId="889">
+  <w:style w:type="character" w:styleId="903">
     <w:name w:val="Heading 3 Char"/>
-    <w:basedOn w:val="885"/>
-    <w:link w:val="940"/>
+    <w:basedOn w:val="899"/>
+    <w:link w:val="954"/>
     <w:uiPriority w:val="9"/>
     <w:pPr>
       <w:pBdr/>
@@ -35648,10 +35681,10 @@
       <w:szCs w:val="28"/>
     </w:rPr>
   </w:style>
-  <w:style w:type="character" w:styleId="890">
+  <w:style w:type="character" w:styleId="904">
     <w:name w:val="Heading 4 Char"/>
-    <w:basedOn w:val="885"/>
-    <w:link w:val="941"/>
+    <w:basedOn w:val="899"/>
+    <w:link w:val="955"/>
     <w:uiPriority w:val="9"/>
     <w:pPr>
       <w:pBdr/>
@@ -35665,10 +35698,10 @@
       <w:color w:val="0f4761" w:themeColor="accent1" w:themeShade="BF"/>
     </w:rPr>
   </w:style>
-  <w:style w:type="character" w:styleId="891">
+  <w:style w:type="character" w:styleId="905">
     <w:name w:val="Heading 5 Char"/>
-    <w:basedOn w:val="885"/>
-    <w:link w:val="942"/>
+    <w:basedOn w:val="899"/>
+    <w:link w:val="956"/>
     <w:uiPriority w:val="9"/>
     <w:pPr>
       <w:pBdr/>
@@ -35680,10 +35713,10 @@
       <w:color w:val="0f4761" w:themeColor="accent1" w:themeShade="BF"/>
     </w:rPr>
   </w:style>
-  <w:style w:type="character" w:styleId="892">
+  <w:style w:type="character" w:styleId="906">
     <w:name w:val="Heading 6 Char"/>
-    <w:basedOn w:val="885"/>
-    <w:link w:val="943"/>
+    <w:basedOn w:val="899"/>
+    <w:link w:val="957"/>
     <w:uiPriority w:val="9"/>
     <w:pPr>
       <w:pBdr/>
@@ -35697,10 +35730,10 @@
       <w:color w:val="595959" w:themeColor="text1" w:themeTint="A6"/>
     </w:rPr>
   </w:style>
-  <w:style w:type="character" w:styleId="893">
+  <w:style w:type="character" w:styleId="907">
     <w:name w:val="Heading 7 Char"/>
-    <w:basedOn w:val="885"/>
-    <w:link w:val="882"/>
+    <w:basedOn w:val="899"/>
+    <w:link w:val="896"/>
     <w:uiPriority w:val="9"/>
     <w:pPr>
       <w:pBdr/>
@@ -35712,10 +35745,10 @@
       <w:color w:val="595959" w:themeColor="text1" w:themeTint="A6"/>
     </w:rPr>
   </w:style>
-  <w:style w:type="character" w:styleId="894">
+  <w:style w:type="character" w:styleId="908">
     <w:name w:val="Heading 8 Char"/>
-    <w:basedOn w:val="885"/>
-    <w:link w:val="883"/>
+    <w:basedOn w:val="899"/>
+    <w:link w:val="897"/>
     <w:uiPriority w:val="9"/>
     <w:pPr>
       <w:pBdr/>
@@ -35729,10 +35762,10 @@
       <w:color w:val="272727" w:themeColor="text1" w:themeTint="D8"/>
     </w:rPr>
   </w:style>
-  <w:style w:type="character" w:styleId="895">
+  <w:style w:type="character" w:styleId="909">
     <w:name w:val="Heading 9 Char"/>
-    <w:basedOn w:val="885"/>
-    <w:link w:val="884"/>
+    <w:basedOn w:val="899"/>
+    <w:link w:val="898"/>
     <w:uiPriority w:val="9"/>
     <w:pPr>
       <w:pBdr/>
@@ -35746,10 +35779,10 @@
       <w:color w:val="272727" w:themeColor="text1" w:themeTint="D8"/>
     </w:rPr>
   </w:style>
-  <w:style w:type="character" w:styleId="896">
+  <w:style w:type="character" w:styleId="910">
     <w:name w:val="Title Char"/>
-    <w:basedOn w:val="885"/>
-    <w:link w:val="944"/>
+    <w:basedOn w:val="899"/>
+    <w:link w:val="958"/>
     <w:uiPriority w:val="10"/>
     <w:pPr>
       <w:pBdr/>
@@ -35763,10 +35796,10 @@
       <w:szCs w:val="56"/>
     </w:rPr>
   </w:style>
-  <w:style w:type="character" w:styleId="897">
+  <w:style w:type="character" w:styleId="911">
     <w:name w:val="Subtitle Char"/>
-    <w:basedOn w:val="885"/>
-    <w:link w:val="945"/>
+    <w:basedOn w:val="899"/>
+    <w:link w:val="959"/>
     <w:uiPriority w:val="11"/>
     <w:pPr>
       <w:pBdr/>
@@ -35780,11 +35813,11 @@
       <w:szCs w:val="28"/>
     </w:rPr>
   </w:style>
-  <w:style w:type="paragraph" w:styleId="898">
+  <w:style w:type="paragraph" w:styleId="912">
     <w:name w:val="Quote"/>
-    <w:basedOn w:val="937"/>
-    <w:next w:val="937"/>
-    <w:link w:val="899"/>
+    <w:basedOn w:val="951"/>
+    <w:next w:val="951"/>
+    <w:link w:val="913"/>
     <w:uiPriority w:val="29"/>
     <w:qFormat/>
     <w:pPr>
@@ -35799,10 +35832,10 @@
       <w:color w:val="404040" w:themeColor="text1" w:themeTint="BF"/>
     </w:rPr>
   </w:style>
-  <w:style w:type="character" w:styleId="899">
+  <w:style w:type="character" w:styleId="913">
     <w:name w:val="Quote Char"/>
-    <w:basedOn w:val="885"/>
-    <w:link w:val="898"/>
+    <w:basedOn w:val="899"/>
+    <w:link w:val="912"/>
     <w:uiPriority w:val="29"/>
     <w:pPr>
       <w:pBdr/>
@@ -35815,9 +35848,9 @@
       <w:color w:val="404040" w:themeColor="text1" w:themeTint="BF"/>
     </w:rPr>
   </w:style>
-  <w:style w:type="paragraph" w:styleId="900">
+  <w:style w:type="paragraph" w:styleId="914">
     <w:name w:val="List Paragraph"/>
-    <w:basedOn w:val="937"/>
+    <w:basedOn w:val="951"/>
     <w:uiPriority w:val="34"/>
     <w:qFormat/>
     <w:pPr>
@@ -35827,9 +35860,9 @@
       <w:contextualSpacing w:val="true"/>
     </w:pPr>
   </w:style>
-  <w:style w:type="character" w:styleId="901">
+  <w:style w:type="character" w:styleId="915">
     <w:name w:val="Intense Emphasis"/>
-    <w:basedOn w:val="885"/>
+    <w:basedOn w:val="899"/>
     <w:uiPriority w:val="21"/>
     <w:qFormat/>
     <w:pPr>
@@ -35843,11 +35876,11 @@
       <w:color w:val="0f4761" w:themeColor="accent1" w:themeShade="BF"/>
     </w:rPr>
   </w:style>
-  <w:style w:type="paragraph" w:styleId="902">
+  <w:style w:type="paragraph" w:styleId="916">
     <w:name w:val="Intense Quote"/>
-    <w:basedOn w:val="937"/>
-    <w:next w:val="937"/>
-    <w:link w:val="903"/>
+    <w:basedOn w:val="951"/>
+    <w:next w:val="951"/>
+    <w:link w:val="917"/>
     <w:uiPriority w:val="30"/>
     <w:qFormat/>
     <w:pPr>
@@ -35865,10 +35898,10 @@
       <w:color w:val="0f4761" w:themeColor="accent1" w:themeShade="BF"/>
     </w:rPr>
   </w:style>
-  <w:style w:type="character" w:styleId="903">
+  <w:style w:type="character" w:styleId="917">
     <w:name w:val="Intense Quote Char"/>
-    <w:basedOn w:val="885"/>
-    <w:link w:val="902"/>
+    <w:basedOn w:val="899"/>
+    <w:link w:val="916"/>
     <w:uiPriority w:val="30"/>
     <w:pPr>
       <w:pBdr/>
@@ -35881,9 +35914,9 @@
       <w:color w:val="0f4761" w:themeColor="accent1" w:themeShade="BF"/>
     </w:rPr>
   </w:style>
-  <w:style w:type="character" w:styleId="904">
+  <w:style w:type="character" w:styleId="918">
     <w:name w:val="Intense Reference"/>
-    <w:basedOn w:val="885"/>
+    <w:basedOn w:val="899"/>
     <w:uiPriority w:val="32"/>
     <w:qFormat/>
     <w:pPr>
@@ -35899,9 +35932,9 @@
       <w:spacing w:val="5"/>
     </w:rPr>
   </w:style>
-  <w:style w:type="paragraph" w:styleId="905">
+  <w:style w:type="paragraph" w:styleId="919">
     <w:name w:val="No Spacing"/>
-    <w:basedOn w:val="937"/>
+    <w:basedOn w:val="951"/>
     <w:uiPriority w:val="1"/>
     <w:qFormat/>
     <w:pPr>
@@ -35910,9 +35943,9 @@
       <w:ind/>
     </w:pPr>
   </w:style>
-  <w:style w:type="character" w:styleId="906">
+  <w:style w:type="character" w:styleId="920">
     <w:name w:val="Subtle Emphasis"/>
-    <w:basedOn w:val="885"/>
+    <w:basedOn w:val="899"/>
     <w:uiPriority w:val="19"/>
     <w:qFormat/>
     <w:pPr>
@@ -35926,9 +35959,9 @@
       <w:color w:val="404040" w:themeColor="text1" w:themeTint="BF"/>
     </w:rPr>
   </w:style>
-  <w:style w:type="character" w:styleId="907">
+  <w:style w:type="character" w:styleId="921">
     <w:name w:val="Emphasis"/>
-    <w:basedOn w:val="885"/>
+    <w:basedOn w:val="899"/>
     <w:uiPriority w:val="20"/>
     <w:qFormat/>
     <w:pPr>
@@ -35941,9 +35974,9 @@
       <w:iCs/>
     </w:rPr>
   </w:style>
-  <w:style w:type="character" w:styleId="908">
+  <w:style w:type="character" w:styleId="922">
     <w:name w:val="Strong"/>
-    <w:basedOn w:val="885"/>
+    <w:basedOn w:val="899"/>
     <w:uiPriority w:val="22"/>
     <w:qFormat/>
     <w:pPr>
@@ -35956,9 +35989,9 @@
       <w:bCs/>
     </w:rPr>
   </w:style>
-  <w:style w:type="character" w:styleId="909">
+  <w:style w:type="character" w:styleId="923">
     <w:name w:val="Subtle Reference"/>
-    <w:basedOn w:val="885"/>
+    <w:basedOn w:val="899"/>
     <w:uiPriority w:val="31"/>
     <w:qFormat/>
     <w:pPr>
@@ -35971,9 +36004,9 @@
       <w:color w:val="5a5a5a" w:themeColor="text1" w:themeTint="A5"/>
     </w:rPr>
   </w:style>
-  <w:style w:type="character" w:styleId="910">
+  <w:style w:type="character" w:styleId="924">
     <w:name w:val="Book Title"/>
-    <w:basedOn w:val="885"/>
+    <w:basedOn w:val="899"/>
     <w:uiPriority w:val="33"/>
     <w:qFormat/>
     <w:pPr>
@@ -35989,10 +36022,10 @@
       <w:spacing w:val="5"/>
     </w:rPr>
   </w:style>
-  <w:style w:type="paragraph" w:styleId="911">
+  <w:style w:type="paragraph" w:styleId="925">
     <w:name w:val="Header"/>
-    <w:basedOn w:val="937"/>
-    <w:link w:val="912"/>
+    <w:basedOn w:val="951"/>
+    <w:link w:val="926"/>
     <w:uiPriority w:val="99"/>
     <w:unhideWhenUsed/>
     <w:pPr>
@@ -36005,10 +36038,10 @@
       <w:ind/>
     </w:pPr>
   </w:style>
-  <w:style w:type="character" w:styleId="912">
+  <w:style w:type="character" w:styleId="926">
     <w:name w:val="Header Char"/>
-    <w:basedOn w:val="885"/>
-    <w:link w:val="911"/>
+    <w:basedOn w:val="899"/>
+    <w:link w:val="925"/>
     <w:uiPriority w:val="99"/>
     <w:pPr>
       <w:pBdr/>
@@ -36016,10 +36049,10 @@
       <w:ind/>
     </w:pPr>
   </w:style>
-  <w:style w:type="paragraph" w:styleId="913">
+  <w:style w:type="paragraph" w:styleId="927">
     <w:name w:val="Footer"/>
-    <w:basedOn w:val="937"/>
-    <w:link w:val="914"/>
+    <w:basedOn w:val="951"/>
+    <w:link w:val="928"/>
     <w:uiPriority w:val="99"/>
     <w:unhideWhenUsed/>
     <w:pPr>
@@ -36032,10 +36065,10 @@
       <w:ind/>
     </w:pPr>
   </w:style>
-  <w:style w:type="character" w:styleId="914">
+  <w:style w:type="character" w:styleId="928">
     <w:name w:val="Footer Char"/>
-    <w:basedOn w:val="885"/>
-    <w:link w:val="913"/>
+    <w:basedOn w:val="899"/>
+    <w:link w:val="927"/>
     <w:uiPriority w:val="99"/>
     <w:pPr>
       <w:pBdr/>
@@ -36043,10 +36076,10 @@
       <w:ind/>
     </w:pPr>
   </w:style>
-  <w:style w:type="paragraph" w:styleId="915">
+  <w:style w:type="paragraph" w:styleId="929">
     <w:name w:val="Caption"/>
-    <w:basedOn w:val="937"/>
-    <w:next w:val="937"/>
+    <w:basedOn w:val="951"/>
+    <w:next w:val="951"/>
     <w:uiPriority w:val="35"/>
     <w:unhideWhenUsed/>
     <w:qFormat/>
@@ -36063,10 +36096,10 @@
       <w:szCs w:val="18"/>
     </w:rPr>
   </w:style>
-  <w:style w:type="paragraph" w:styleId="916">
+  <w:style w:type="paragraph" w:styleId="930">
     <w:name w:val="footnote text"/>
-    <w:basedOn w:val="937"/>
-    <w:link w:val="917"/>
+    <w:basedOn w:val="951"/>
+    <w:link w:val="931"/>
     <w:uiPriority w:val="99"/>
     <w:semiHidden/>
     <w:unhideWhenUsed/>
@@ -36080,10 +36113,10 @@
       <w:szCs w:val="20"/>
     </w:rPr>
   </w:style>
-  <w:style w:type="character" w:styleId="917">
+  <w:style w:type="character" w:styleId="931">
     <w:name w:val="Footnote Text Char"/>
-    <w:basedOn w:val="885"/>
-    <w:link w:val="916"/>
+    <w:basedOn w:val="899"/>
+    <w:link w:val="930"/>
     <w:uiPriority w:val="99"/>
     <w:semiHidden/>
     <w:pPr>
@@ -36096,9 +36129,9 @@
       <w:szCs w:val="20"/>
     </w:rPr>
   </w:style>
-  <w:style w:type="character" w:styleId="918">
+  <w:style w:type="character" w:styleId="932">
     <w:name w:val="footnote reference"/>
-    <w:basedOn w:val="885"/>
+    <w:basedOn w:val="899"/>
     <w:uiPriority w:val="99"/>
     <w:semiHidden/>
     <w:unhideWhenUsed/>
@@ -36111,10 +36144,10 @@
       <w:vertAlign w:val="superscript"/>
     </w:rPr>
   </w:style>
-  <w:style w:type="paragraph" w:styleId="919">
+  <w:style w:type="paragraph" w:styleId="933">
     <w:name w:val="endnote text"/>
-    <w:basedOn w:val="937"/>
-    <w:link w:val="920"/>
+    <w:basedOn w:val="951"/>
+    <w:link w:val="934"/>
     <w:uiPriority w:val="99"/>
     <w:semiHidden/>
     <w:unhideWhenUsed/>
@@ -36128,10 +36161,10 @@
       <w:szCs w:val="20"/>
     </w:rPr>
   </w:style>
-  <w:style w:type="character" w:styleId="920">
+  <w:style w:type="character" w:styleId="934">
     <w:name w:val="Endnote Text Char"/>
-    <w:basedOn w:val="885"/>
-    <w:link w:val="919"/>
+    <w:basedOn w:val="899"/>
+    <w:link w:val="933"/>
     <w:uiPriority w:val="99"/>
     <w:semiHidden/>
     <w:pPr>
@@ -36144,9 +36177,9 @@
       <w:szCs w:val="20"/>
     </w:rPr>
   </w:style>
-  <w:style w:type="character" w:styleId="921">
+  <w:style w:type="character" w:styleId="935">
     <w:name w:val="endnote reference"/>
-    <w:basedOn w:val="885"/>
+    <w:basedOn w:val="899"/>
     <w:uiPriority w:val="99"/>
     <w:semiHidden/>
     <w:unhideWhenUsed/>
@@ -36159,9 +36192,9 @@
       <w:vertAlign w:val="superscript"/>
     </w:rPr>
   </w:style>
-  <w:style w:type="character" w:styleId="922">
+  <w:style w:type="character" w:styleId="936">
     <w:name w:val="Hyperlink"/>
-    <w:basedOn w:val="885"/>
+    <w:basedOn w:val="899"/>
     <w:uiPriority w:val="99"/>
     <w:unhideWhenUsed/>
     <w:pPr>
@@ -36174,9 +36207,9 @@
       <w:u w:val="single"/>
     </w:rPr>
   </w:style>
-  <w:style w:type="character" w:styleId="923">
+  <w:style w:type="character" w:styleId="937">
     <w:name w:val="FollowedHyperlink"/>
-    <w:basedOn w:val="885"/>
+    <w:basedOn w:val="899"/>
     <w:uiPriority w:val="99"/>
     <w:semiHidden/>
     <w:unhideWhenUsed/>
@@ -36190,10 +36223,10 @@
       <w:u w:val="single"/>
     </w:rPr>
   </w:style>
-  <w:style w:type="paragraph" w:styleId="924">
+  <w:style w:type="paragraph" w:styleId="938">
     <w:name w:val="toc 1"/>
-    <w:basedOn w:val="937"/>
-    <w:next w:val="937"/>
+    <w:basedOn w:val="951"/>
+    <w:next w:val="951"/>
     <w:uiPriority w:val="39"/>
     <w:unhideWhenUsed/>
     <w:pPr>
@@ -36202,10 +36235,10 @@
       <w:ind/>
     </w:pPr>
   </w:style>
-  <w:style w:type="paragraph" w:styleId="925">
+  <w:style w:type="paragraph" w:styleId="939">
     <w:name w:val="toc 2"/>
-    <w:basedOn w:val="937"/>
-    <w:next w:val="937"/>
+    <w:basedOn w:val="951"/>
+    <w:next w:val="951"/>
     <w:uiPriority w:val="39"/>
     <w:unhideWhenUsed/>
     <w:pPr>
@@ -36214,10 +36247,10 @@
       <w:ind w:left="220"/>
     </w:pPr>
   </w:style>
-  <w:style w:type="paragraph" w:styleId="926">
+  <w:style w:type="paragraph" w:styleId="940">
     <w:name w:val="toc 3"/>
-    <w:basedOn w:val="937"/>
-    <w:next w:val="937"/>
+    <w:basedOn w:val="951"/>
+    <w:next w:val="951"/>
     <w:uiPriority w:val="39"/>
     <w:unhideWhenUsed/>
     <w:pPr>
@@ -36226,10 +36259,10 @@
       <w:ind w:left="440"/>
     </w:pPr>
   </w:style>
-  <w:style w:type="paragraph" w:styleId="927">
+  <w:style w:type="paragraph" w:styleId="941">
     <w:name w:val="toc 4"/>
-    <w:basedOn w:val="937"/>
-    <w:next w:val="937"/>
+    <w:basedOn w:val="951"/>
+    <w:next w:val="951"/>
     <w:uiPriority w:val="39"/>
     <w:unhideWhenUsed/>
     <w:pPr>
@@ -36238,10 +36271,10 @@
       <w:ind w:left="660"/>
     </w:pPr>
   </w:style>
-  <w:style w:type="paragraph" w:styleId="928">
+  <w:style w:type="paragraph" w:styleId="942">
     <w:name w:val="toc 5"/>
-    <w:basedOn w:val="937"/>
-    <w:next w:val="937"/>
+    <w:basedOn w:val="951"/>
+    <w:next w:val="951"/>
     <w:uiPriority w:val="39"/>
     <w:unhideWhenUsed/>
     <w:pPr>
@@ -36250,10 +36283,10 @@
       <w:ind w:left="880"/>
     </w:pPr>
   </w:style>
-  <w:style w:type="paragraph" w:styleId="929">
+  <w:style w:type="paragraph" w:styleId="943">
     <w:name w:val="toc 6"/>
-    <w:basedOn w:val="937"/>
-    <w:next w:val="937"/>
+    <w:basedOn w:val="951"/>
+    <w:next w:val="951"/>
     <w:uiPriority w:val="39"/>
     <w:unhideWhenUsed/>
     <w:pPr>
@@ -36262,10 +36295,10 @@
       <w:ind w:left="1100"/>
     </w:pPr>
   </w:style>
-  <w:style w:type="paragraph" w:styleId="930">
+  <w:style w:type="paragraph" w:styleId="944">
     <w:name w:val="toc 7"/>
-    <w:basedOn w:val="937"/>
-    <w:next w:val="937"/>
+    <w:basedOn w:val="951"/>
+    <w:next w:val="951"/>
     <w:uiPriority w:val="39"/>
     <w:unhideWhenUsed/>
     <w:pPr>
@@ -36274,10 +36307,10 @@
       <w:ind w:left="1320"/>
     </w:pPr>
   </w:style>
-  <w:style w:type="paragraph" w:styleId="931">
+  <w:style w:type="paragraph" w:styleId="945">
     <w:name w:val="toc 8"/>
-    <w:basedOn w:val="937"/>
-    <w:next w:val="937"/>
+    <w:basedOn w:val="951"/>
+    <w:next w:val="951"/>
     <w:uiPriority w:val="39"/>
     <w:unhideWhenUsed/>
     <w:pPr>
@@ -36286,10 +36319,10 @@
       <w:ind w:left="1540"/>
     </w:pPr>
   </w:style>
-  <w:style w:type="paragraph" w:styleId="932">
+  <w:style w:type="paragraph" w:styleId="946">
     <w:name w:val="toc 9"/>
-    <w:basedOn w:val="937"/>
-    <w:next w:val="937"/>
+    <w:basedOn w:val="951"/>
+    <w:next w:val="951"/>
     <w:uiPriority w:val="39"/>
     <w:unhideWhenUsed/>
     <w:pPr>
@@ -36298,9 +36331,9 @@
       <w:ind w:left="1760"/>
     </w:pPr>
   </w:style>
-  <w:style w:type="character" w:styleId="933">
+  <w:style w:type="character" w:styleId="947">
     <w:name w:val="Placeholder Text"/>
-    <w:basedOn w:val="885"/>
+    <w:basedOn w:val="899"/>
     <w:uiPriority w:val="99"/>
     <w:semiHidden/>
     <w:pPr>
@@ -36312,7 +36345,7 @@
       <w:color w:val="666666"/>
     </w:rPr>
   </w:style>
-  <w:style w:type="paragraph" w:styleId="934">
+  <w:style w:type="paragraph" w:styleId="948">
     <w:name w:val="TOC Heading"/>
     <w:uiPriority w:val="39"/>
     <w:unhideWhenUsed/>
@@ -36322,10 +36355,10 @@
       <w:ind/>
     </w:pPr>
   </w:style>
-  <w:style w:type="paragraph" w:styleId="935">
+  <w:style w:type="paragraph" w:styleId="949">
     <w:name w:val="table of figures"/>
-    <w:basedOn w:val="937"/>
-    <w:next w:val="937"/>
+    <w:basedOn w:val="951"/>
+    <w:next w:val="951"/>
     <w:uiPriority w:val="99"/>
     <w:unhideWhenUsed/>
     <w:pPr>
@@ -36334,7 +36367,7 @@
       <w:ind/>
     </w:pPr>
   </w:style>
-  <w:style w:type="table" w:styleId="936">
+  <w:style w:type="table" w:styleId="950">
     <w:name w:val="TableNormal"/>
     <w:pPr>
       <w:pBdr/>
@@ -36523,7 +36556,7 @@
       </w:tcPr>
     </w:tblStylePr>
   </w:style>
-  <w:style w:type="paragraph" w:styleId="937" w:default="1">
+  <w:style w:type="paragraph" w:styleId="951" w:default="1">
     <w:name w:val="Normal"/>
     <w:pPr>
       <w:pBdr/>
@@ -36531,10 +36564,10 @@
       <w:ind/>
     </w:pPr>
   </w:style>
-  <w:style w:type="paragraph" w:styleId="938">
+  <w:style w:type="paragraph" w:styleId="952">
     <w:name w:val="Heading 1"/>
-    <w:basedOn w:val="937"/>
-    <w:next w:val="937"/>
+    <w:basedOn w:val="951"/>
+    <w:next w:val="951"/>
     <w:pPr>
       <w:keepNext w:val="true"/>
       <w:keepLines w:val="true"/>
@@ -36548,10 +36581,10 @@
       <w:szCs w:val="40"/>
     </w:rPr>
   </w:style>
-  <w:style w:type="paragraph" w:styleId="939">
+  <w:style w:type="paragraph" w:styleId="953">
     <w:name w:val="Heading 2"/>
-    <w:basedOn w:val="937"/>
-    <w:next w:val="937"/>
+    <w:basedOn w:val="951"/>
+    <w:next w:val="951"/>
     <w:pPr>
       <w:keepNext w:val="true"/>
       <w:keepLines w:val="true"/>
@@ -36567,10 +36600,10 @@
       <w:szCs w:val="32"/>
     </w:rPr>
   </w:style>
-  <w:style w:type="paragraph" w:styleId="940">
+  <w:style w:type="paragraph" w:styleId="954">
     <w:name w:val="Heading 3"/>
-    <w:basedOn w:val="937"/>
-    <w:next w:val="937"/>
+    <w:basedOn w:val="951"/>
+    <w:next w:val="951"/>
     <w:pPr>
       <w:keepNext w:val="true"/>
       <w:keepLines w:val="true"/>
@@ -36587,10 +36620,10 @@
       <w:szCs w:val="28"/>
     </w:rPr>
   </w:style>
-  <w:style w:type="paragraph" w:styleId="941">
+  <w:style w:type="paragraph" w:styleId="955">
     <w:name w:val="Heading 4"/>
-    <w:basedOn w:val="937"/>
-    <w:next w:val="937"/>
+    <w:basedOn w:val="951"/>
+    <w:next w:val="951"/>
     <w:pPr>
       <w:keepNext w:val="true"/>
       <w:keepLines w:val="true"/>
@@ -36605,10 +36638,10 @@
       <w:szCs w:val="24"/>
     </w:rPr>
   </w:style>
-  <w:style w:type="paragraph" w:styleId="942">
+  <w:style w:type="paragraph" w:styleId="956">
     <w:name w:val="Heading 5"/>
-    <w:basedOn w:val="937"/>
-    <w:next w:val="937"/>
+    <w:basedOn w:val="951"/>
+    <w:next w:val="951"/>
     <w:pPr>
       <w:keepNext w:val="true"/>
       <w:keepLines w:val="true"/>
@@ -36623,10 +36656,10 @@
       <w:szCs w:val="22"/>
     </w:rPr>
   </w:style>
-  <w:style w:type="paragraph" w:styleId="943">
+  <w:style w:type="paragraph" w:styleId="957">
     <w:name w:val="Heading 6"/>
-    <w:basedOn w:val="937"/>
-    <w:next w:val="937"/>
+    <w:basedOn w:val="951"/>
+    <w:next w:val="951"/>
     <w:pPr>
       <w:keepNext w:val="true"/>
       <w:keepLines w:val="true"/>
@@ -36643,10 +36676,10 @@
       <w:szCs w:val="22"/>
     </w:rPr>
   </w:style>
-  <w:style w:type="paragraph" w:styleId="944">
+  <w:style w:type="paragraph" w:styleId="958">
     <w:name w:val="Title"/>
-    <w:basedOn w:val="937"/>
-    <w:next w:val="937"/>
+    <w:basedOn w:val="951"/>
+    <w:next w:val="951"/>
     <w:pPr>
       <w:keepNext w:val="true"/>
       <w:keepLines w:val="true"/>
@@ -36660,10 +36693,10 @@
       <w:szCs w:val="52"/>
     </w:rPr>
   </w:style>
-  <w:style w:type="paragraph" w:styleId="945">
+  <w:style w:type="paragraph" w:styleId="959">
     <w:name w:val="Subtitle"/>
-    <w:basedOn w:val="937"/>
-    <w:next w:val="937"/>
+    <w:basedOn w:val="951"/>
+    <w:next w:val="951"/>
     <w:pPr>
       <w:keepNext w:val="true"/>
       <w:keepLines w:val="true"/>
